--- a/OOPS/OPPS.docx
+++ b/OOPS/OPPS.docx
@@ -41,69 +41,29 @@
       </w:r>
       <w:r>
         <w:br/>
-      </w:r>
-      <w:r>
-        <w:t>Seller</w:t>
-      </w:r>
-      <w:r>
-        <w:t>2</w:t>
-      </w:r>
-      <w:r>
-        <w:t>Name</w:t>
-      </w:r>
-      <w:r>
-        <w:br/>
-        <w:t>Seller</w:t>
-      </w:r>
-      <w:r>
-        <w:t>2</w:t>
-      </w:r>
-      <w:r>
-        <w:t>Address</w:t>
-      </w:r>
-      <w:r>
-        <w:br/>
-        <w:t>Seller</w:t>
-      </w:r>
-      <w:r>
-        <w:t>2</w:t>
-      </w:r>
-      <w:r>
-        <w:t>Money</w:t>
-      </w:r>
-    </w:p>
-    <w:p>
-      <w:r>
-        <w:br/>
-      </w:r>
-      <w:r>
-        <w:t>Seller</w:t>
-      </w:r>
-      <w:r>
-        <w:t>3</w:t>
-      </w:r>
-      <w:r>
-        <w:t>Name</w:t>
-      </w:r>
-      <w:r>
-        <w:br/>
-        <w:t>Seller</w:t>
-      </w:r>
-      <w:r>
-        <w:t>3</w:t>
-      </w:r>
-      <w:r>
-        <w:t>Address</w:t>
-      </w:r>
-      <w:r>
-        <w:br/>
-        <w:t>Seller</w:t>
-      </w:r>
-      <w:r>
-        <w:t>3</w:t>
-      </w:r>
-      <w:r>
-        <w:t>Money</w:t>
+        <w:t>Seller2Name</w:t>
+      </w:r>
+      <w:r>
+        <w:br/>
+        <w:t>Seller2Address</w:t>
+      </w:r>
+      <w:r>
+        <w:br/>
+        <w:t>Seller2Money</w:t>
+      </w:r>
+    </w:p>
+    <w:p>
+      <w:r>
+        <w:br/>
+        <w:t>Seller3Name</w:t>
+      </w:r>
+      <w:r>
+        <w:br/>
+        <w:t>Seller3Address</w:t>
+      </w:r>
+      <w:r>
+        <w:br/>
+        <w:t>Seller3Money</w:t>
       </w:r>
     </w:p>
     <w:p/>
@@ -825,18 +785,795 @@
         <w:t xml:space="preserve"> . Through getter and setters we can increase security and check</w:t>
       </w:r>
     </w:p>
+    <w:p>
+      <w:r>
+        <w:t>Inheritence</w:t>
+      </w:r>
+    </w:p>
+    <w:tbl>
+      <w:tblPr>
+        <w:tblStyle w:val="TableGrid"/>
+        <w:tblW w:w="0" w:type="auto"/>
+        <w:tblLook w:val="04A0" w:firstRow="1" w:lastRow="0" w:firstColumn="1" w:lastColumn="0" w:noHBand="0" w:noVBand="1"/>
+      </w:tblPr>
+      <w:tblGrid>
+        <w:gridCol w:w="4508"/>
+        <w:gridCol w:w="4508"/>
+      </w:tblGrid>
+      <w:tr>
+        <w:tc>
+          <w:tcPr>
+            <w:tcW w:w="4508" w:type="dxa"/>
+          </w:tcPr>
+          <w:p>
+            <w:r>
+              <w:t>Student</w:t>
+            </w:r>
+          </w:p>
+        </w:tc>
+        <w:tc>
+          <w:tcPr>
+            <w:tcW w:w="4508" w:type="dxa"/>
+          </w:tcPr>
+          <w:p>
+            <w:r>
+              <w:t>Teacher</w:t>
+            </w:r>
+          </w:p>
+        </w:tc>
+      </w:tr>
+      <w:tr>
+        <w:tc>
+          <w:tcPr>
+            <w:tcW w:w="4508" w:type="dxa"/>
+          </w:tcPr>
+          <w:p>
+            <w:r>
+              <w:t>Login()</w:t>
+            </w:r>
+          </w:p>
+        </w:tc>
+        <w:tc>
+          <w:tcPr>
+            <w:tcW w:w="4508" w:type="dxa"/>
+          </w:tcPr>
+          <w:p>
+            <w:r>
+              <w:t>Login()</w:t>
+            </w:r>
+          </w:p>
+        </w:tc>
+      </w:tr>
+      <w:tr>
+        <w:tc>
+          <w:tcPr>
+            <w:tcW w:w="4508" w:type="dxa"/>
+          </w:tcPr>
+          <w:p>
+            <w:r>
+              <w:t>LogOut()</w:t>
+            </w:r>
+          </w:p>
+        </w:tc>
+        <w:tc>
+          <w:tcPr>
+            <w:tcW w:w="4508" w:type="dxa"/>
+          </w:tcPr>
+          <w:p>
+            <w:r>
+              <w:t>LogOut()</w:t>
+            </w:r>
+          </w:p>
+        </w:tc>
+      </w:tr>
+      <w:tr>
+        <w:tc>
+          <w:tcPr>
+            <w:tcW w:w="4508" w:type="dxa"/>
+          </w:tcPr>
+          <w:p>
+            <w:r>
+              <w:t>Study()</w:t>
+            </w:r>
+            <w:r>
+              <w:t xml:space="preserve"> – it is his own method</w:t>
+            </w:r>
+          </w:p>
+        </w:tc>
+        <w:tc>
+          <w:tcPr>
+            <w:tcW w:w="4508" w:type="dxa"/>
+          </w:tcPr>
+          <w:p>
+            <w:r>
+              <w:t>teach</w:t>
+            </w:r>
+            <w:r>
+              <w:t>()</w:t>
+            </w:r>
+            <w:r>
+              <w:t xml:space="preserve"> – it is his own method</w:t>
+            </w:r>
+          </w:p>
+        </w:tc>
+      </w:tr>
+    </w:tbl>
+    <w:p>
+      <w:r>
+        <w:rPr>
+          <w:noProof/>
+        </w:rPr>
+        <mc:AlternateContent>
+          <mc:Choice Requires="wps">
+            <w:drawing>
+              <wp:anchor distT="0" distB="0" distL="114300" distR="114300" simplePos="0" relativeHeight="251659264" behindDoc="0" locked="0" layoutInCell="1" allowOverlap="1" wp14:anchorId="77C70169" wp14:editId="744C5A36">
+                <wp:simplePos x="0" y="0"/>
+                <wp:positionH relativeFrom="column">
+                  <wp:posOffset>653781</wp:posOffset>
+                </wp:positionH>
+                <wp:positionV relativeFrom="paragraph">
+                  <wp:posOffset>152400</wp:posOffset>
+                </wp:positionV>
+                <wp:extent cx="934424" cy="213583"/>
+                <wp:effectExtent l="0" t="57150" r="0" b="34290"/>
+                <wp:wrapNone/>
+                <wp:docPr id="873189355" name="Straight Arrow Connector 1"/>
+                <wp:cNvGraphicFramePr/>
+                <a:graphic xmlns:a="http://schemas.openxmlformats.org/drawingml/2006/main">
+                  <a:graphicData uri="http://schemas.microsoft.com/office/word/2010/wordprocessingShape">
+                    <wps:wsp>
+                      <wps:cNvCnPr/>
+                      <wps:spPr>
+                        <a:xfrm flipV="1">
+                          <a:off x="0" y="0"/>
+                          <a:ext cx="934424" cy="213583"/>
+                        </a:xfrm>
+                        <a:prstGeom prst="straightConnector1">
+                          <a:avLst/>
+                        </a:prstGeom>
+                        <a:ln>
+                          <a:tailEnd type="triangle"/>
+                        </a:ln>
+                      </wps:spPr>
+                      <wps:style>
+                        <a:lnRef idx="1">
+                          <a:schemeClr val="accent1"/>
+                        </a:lnRef>
+                        <a:fillRef idx="0">
+                          <a:schemeClr val="accent1"/>
+                        </a:fillRef>
+                        <a:effectRef idx="0">
+                          <a:schemeClr val="accent1"/>
+                        </a:effectRef>
+                        <a:fontRef idx="minor">
+                          <a:schemeClr val="tx1"/>
+                        </a:fontRef>
+                      </wps:style>
+                      <wps:bodyPr/>
+                    </wps:wsp>
+                  </a:graphicData>
+                </a:graphic>
+              </wp:anchor>
+            </w:drawing>
+          </mc:Choice>
+          <mc:Fallback>
+            <w:pict>
+              <v:shapetype w14:anchorId="2184BD04" id="_x0000_t32" coordsize="21600,21600" o:spt="32" o:oned="t" path="m,l21600,21600e" filled="f">
+                <v:path arrowok="t" fillok="f" o:connecttype="none"/>
+                <o:lock v:ext="edit" shapetype="t"/>
+              </v:shapetype>
+              <v:shape id="Straight Arrow Connector 1" o:spid="_x0000_s1026" type="#_x0000_t32" style="position:absolute;margin-left:51.5pt;margin-top:12pt;width:73.6pt;height:16.8pt;flip:y;z-index:251659264;visibility:visible;mso-wrap-style:square;mso-wrap-distance-left:9pt;mso-wrap-distance-top:0;mso-wrap-distance-right:9pt;mso-wrap-distance-bottom:0;mso-position-horizontal:absolute;mso-position-horizontal-relative:text;mso-position-vertical:absolute;mso-position-vertical-relative:text" o:gfxdata="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" strokecolor="#156082 [3204]" strokeweight=".5pt">
+                <v:stroke endarrow="block" joinstyle="miter"/>
+              </v:shape>
+            </w:pict>
+          </mc:Fallback>
+        </mc:AlternateContent>
+      </w:r>
+      <w:r>
+        <w:t xml:space="preserve">                                                     Login</w:t>
+      </w:r>
+    </w:p>
+    <w:p>
+      <w:r>
+        <w:rPr>
+          <w:noProof/>
+        </w:rPr>
+        <mc:AlternateContent>
+          <mc:Choice Requires="wps">
+            <w:drawing>
+              <wp:anchor distT="0" distB="0" distL="114300" distR="114300" simplePos="0" relativeHeight="251661312" behindDoc="0" locked="0" layoutInCell="1" allowOverlap="1" wp14:anchorId="78A2D89D" wp14:editId="5C122C78">
+                <wp:simplePos x="0" y="0"/>
+                <wp:positionH relativeFrom="column">
+                  <wp:posOffset>206908</wp:posOffset>
+                </wp:positionH>
+                <wp:positionV relativeFrom="paragraph">
+                  <wp:posOffset>196122</wp:posOffset>
+                </wp:positionV>
+                <wp:extent cx="0" cy="433840"/>
+                <wp:effectExtent l="76200" t="0" r="57150" b="61595"/>
+                <wp:wrapNone/>
+                <wp:docPr id="1534687231" name="Straight Arrow Connector 3"/>
+                <wp:cNvGraphicFramePr/>
+                <a:graphic xmlns:a="http://schemas.openxmlformats.org/drawingml/2006/main">
+                  <a:graphicData uri="http://schemas.microsoft.com/office/word/2010/wordprocessingShape">
+                    <wps:wsp>
+                      <wps:cNvCnPr/>
+                      <wps:spPr>
+                        <a:xfrm>
+                          <a:off x="0" y="0"/>
+                          <a:ext cx="0" cy="433840"/>
+                        </a:xfrm>
+                        <a:prstGeom prst="straightConnector1">
+                          <a:avLst/>
+                        </a:prstGeom>
+                        <a:ln>
+                          <a:tailEnd type="triangle"/>
+                        </a:ln>
+                      </wps:spPr>
+                      <wps:style>
+                        <a:lnRef idx="1">
+                          <a:schemeClr val="accent1"/>
+                        </a:lnRef>
+                        <a:fillRef idx="0">
+                          <a:schemeClr val="accent1"/>
+                        </a:fillRef>
+                        <a:effectRef idx="0">
+                          <a:schemeClr val="accent1"/>
+                        </a:effectRef>
+                        <a:fontRef idx="minor">
+                          <a:schemeClr val="tx1"/>
+                        </a:fontRef>
+                      </wps:style>
+                      <wps:bodyPr/>
+                    </wps:wsp>
+                  </a:graphicData>
+                </a:graphic>
+              </wp:anchor>
+            </w:drawing>
+          </mc:Choice>
+          <mc:Fallback>
+            <w:pict>
+              <v:shape w14:anchorId="5C29AAD8" id="Straight Arrow Connector 3" o:spid="_x0000_s1026" type="#_x0000_t32" style="position:absolute;margin-left:16.3pt;margin-top:15.45pt;width:0;height:34.15pt;z-index:251661312;visibility:visible;mso-wrap-style:square;mso-wrap-distance-left:9pt;mso-wrap-distance-top:0;mso-wrap-distance-right:9pt;mso-wrap-distance-bottom:0;mso-position-horizontal:absolute;mso-position-horizontal-relative:text;mso-position-vertical:absolute;mso-position-vertical-relative:text" o:gfxdata="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" strokecolor="#156082 [3204]" strokeweight=".5pt">
+                <v:stroke endarrow="block" joinstyle="miter"/>
+              </v:shape>
+            </w:pict>
+          </mc:Fallback>
+        </mc:AlternateContent>
+      </w:r>
+      <w:r>
+        <w:rPr>
+          <w:noProof/>
+        </w:rPr>
+        <mc:AlternateContent>
+          <mc:Choice Requires="wps">
+            <w:drawing>
+              <wp:anchor distT="0" distB="0" distL="114300" distR="114300" simplePos="0" relativeHeight="251660288" behindDoc="0" locked="0" layoutInCell="1" allowOverlap="1" wp14:anchorId="1E1991EF" wp14:editId="19AB63EA">
+                <wp:simplePos x="0" y="0"/>
+                <wp:positionH relativeFrom="column">
+                  <wp:posOffset>660771</wp:posOffset>
+                </wp:positionH>
+                <wp:positionV relativeFrom="paragraph">
+                  <wp:posOffset>129378</wp:posOffset>
+                </wp:positionV>
+                <wp:extent cx="854330" cy="260303"/>
+                <wp:effectExtent l="0" t="0" r="79375" b="64135"/>
+                <wp:wrapNone/>
+                <wp:docPr id="1095866389" name="Straight Arrow Connector 2"/>
+                <wp:cNvGraphicFramePr/>
+                <a:graphic xmlns:a="http://schemas.openxmlformats.org/drawingml/2006/main">
+                  <a:graphicData uri="http://schemas.microsoft.com/office/word/2010/wordprocessingShape">
+                    <wps:wsp>
+                      <wps:cNvCnPr/>
+                      <wps:spPr>
+                        <a:xfrm>
+                          <a:off x="0" y="0"/>
+                          <a:ext cx="854330" cy="260303"/>
+                        </a:xfrm>
+                        <a:prstGeom prst="straightConnector1">
+                          <a:avLst/>
+                        </a:prstGeom>
+                        <a:ln>
+                          <a:tailEnd type="triangle"/>
+                        </a:ln>
+                      </wps:spPr>
+                      <wps:style>
+                        <a:lnRef idx="1">
+                          <a:schemeClr val="accent1"/>
+                        </a:lnRef>
+                        <a:fillRef idx="0">
+                          <a:schemeClr val="accent1"/>
+                        </a:fillRef>
+                        <a:effectRef idx="0">
+                          <a:schemeClr val="accent1"/>
+                        </a:effectRef>
+                        <a:fontRef idx="minor">
+                          <a:schemeClr val="tx1"/>
+                        </a:fontRef>
+                      </wps:style>
+                      <wps:bodyPr/>
+                    </wps:wsp>
+                  </a:graphicData>
+                </a:graphic>
+              </wp:anchor>
+            </w:drawing>
+          </mc:Choice>
+          <mc:Fallback>
+            <w:pict>
+              <v:shape w14:anchorId="7A4604C3" id="Straight Arrow Connector 2" o:spid="_x0000_s1026" type="#_x0000_t32" style="position:absolute;margin-left:52.05pt;margin-top:10.2pt;width:67.25pt;height:20.5pt;z-index:251660288;visibility:visible;mso-wrap-style:square;mso-wrap-distance-left:9pt;mso-wrap-distance-top:0;mso-wrap-distance-right:9pt;mso-wrap-distance-bottom:0;mso-position-horizontal:absolute;mso-position-horizontal-relative:text;mso-position-vertical:absolute;mso-position-vertical-relative:text" o:gfxdata="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" strokecolor="#156082 [3204]" strokeweight=".5pt">
+                <v:stroke endarrow="block" joinstyle="miter"/>
+              </v:shape>
+            </w:pict>
+          </mc:Fallback>
+        </mc:AlternateContent>
+      </w:r>
+      <w:r>
+        <w:rPr>
+          <w:noProof/>
+        </w:rPr>
+        <w:t>UserType</w:t>
+      </w:r>
+    </w:p>
+    <w:p>
+      <w:r>
+        <w:rPr>
+          <w:noProof/>
+        </w:rPr>
+        <mc:AlternateContent>
+          <mc:Choice Requires="wps">
+            <w:drawing>
+              <wp:anchor distT="0" distB="0" distL="114300" distR="114300" simplePos="0" relativeHeight="251663360" behindDoc="0" locked="0" layoutInCell="1" allowOverlap="1" wp14:anchorId="66739554" wp14:editId="26B32D2E">
+                <wp:simplePos x="0" y="0"/>
+                <wp:positionH relativeFrom="column">
+                  <wp:posOffset>-413816</wp:posOffset>
+                </wp:positionH>
+                <wp:positionV relativeFrom="paragraph">
+                  <wp:posOffset>293073</wp:posOffset>
+                </wp:positionV>
+                <wp:extent cx="594026" cy="246955"/>
+                <wp:effectExtent l="38100" t="0" r="15875" b="96520"/>
+                <wp:wrapNone/>
+                <wp:docPr id="1291307125" name="Connector: Elbow 5"/>
+                <wp:cNvGraphicFramePr/>
+                <a:graphic xmlns:a="http://schemas.openxmlformats.org/drawingml/2006/main">
+                  <a:graphicData uri="http://schemas.microsoft.com/office/word/2010/wordprocessingShape">
+                    <wps:wsp>
+                      <wps:cNvCnPr/>
+                      <wps:spPr>
+                        <a:xfrm flipH="1">
+                          <a:off x="0" y="0"/>
+                          <a:ext cx="594026" cy="246955"/>
+                        </a:xfrm>
+                        <a:prstGeom prst="bentConnector3">
+                          <a:avLst/>
+                        </a:prstGeom>
+                        <a:ln>
+                          <a:tailEnd type="triangle"/>
+                        </a:ln>
+                      </wps:spPr>
+                      <wps:style>
+                        <a:lnRef idx="1">
+                          <a:schemeClr val="accent1"/>
+                        </a:lnRef>
+                        <a:fillRef idx="0">
+                          <a:schemeClr val="accent1"/>
+                        </a:fillRef>
+                        <a:effectRef idx="0">
+                          <a:schemeClr val="accent1"/>
+                        </a:effectRef>
+                        <a:fontRef idx="minor">
+                          <a:schemeClr val="tx1"/>
+                        </a:fontRef>
+                      </wps:style>
+                      <wps:bodyPr/>
+                    </wps:wsp>
+                  </a:graphicData>
+                </a:graphic>
+              </wp:anchor>
+            </w:drawing>
+          </mc:Choice>
+          <mc:Fallback>
+            <w:pict>
+              <v:shapetype w14:anchorId="3B537F02" id="_x0000_t34" coordsize="21600,21600" o:spt="34" o:oned="t" adj="10800" path="m,l@0,0@0,21600,21600,21600e" filled="f">
+                <v:stroke joinstyle="miter"/>
+                <v:formulas>
+                  <v:f eqn="val #0"/>
+                </v:formulas>
+                <v:path arrowok="t" fillok="f" o:connecttype="none"/>
+                <v:handles>
+                  <v:h position="#0,center"/>
+                </v:handles>
+                <o:lock v:ext="edit" shapetype="t"/>
+              </v:shapetype>
+              <v:shape id="Connector: Elbow 5" o:spid="_x0000_s1026" type="#_x0000_t34" style="position:absolute;margin-left:-32.6pt;margin-top:23.1pt;width:46.75pt;height:19.45pt;flip:x;z-index:251663360;visibility:visible;mso-wrap-style:square;mso-wrap-distance-left:9pt;mso-wrap-distance-top:0;mso-wrap-distance-right:9pt;mso-wrap-distance-bottom:0;mso-position-horizontal:absolute;mso-position-horizontal-relative:text;mso-position-vertical:absolute;mso-position-vertical-relative:text" o:gfxdata="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" strokecolor="#156082 [3204]" strokeweight=".5pt">
+                <v:stroke endarrow="block"/>
+              </v:shape>
+            </w:pict>
+          </mc:Fallback>
+        </mc:AlternateContent>
+      </w:r>
+      <w:r>
+        <w:rPr>
+          <w:noProof/>
+        </w:rPr>
+        <mc:AlternateContent>
+          <mc:Choice Requires="wps">
+            <w:drawing>
+              <wp:anchor distT="0" distB="0" distL="114300" distR="114300" simplePos="0" relativeHeight="251662336" behindDoc="0" locked="0" layoutInCell="1" allowOverlap="1" wp14:anchorId="304B591A" wp14:editId="3ABB3813">
+                <wp:simplePos x="0" y="0"/>
+                <wp:positionH relativeFrom="column">
+                  <wp:posOffset>209689</wp:posOffset>
+                </wp:positionH>
+                <wp:positionV relativeFrom="paragraph">
+                  <wp:posOffset>286399</wp:posOffset>
+                </wp:positionV>
+                <wp:extent cx="657990" cy="246955"/>
+                <wp:effectExtent l="0" t="0" r="66040" b="96520"/>
+                <wp:wrapNone/>
+                <wp:docPr id="1094551477" name="Connector: Elbow 4"/>
+                <wp:cNvGraphicFramePr/>
+                <a:graphic xmlns:a="http://schemas.openxmlformats.org/drawingml/2006/main">
+                  <a:graphicData uri="http://schemas.microsoft.com/office/word/2010/wordprocessingShape">
+                    <wps:wsp>
+                      <wps:cNvCnPr/>
+                      <wps:spPr>
+                        <a:xfrm>
+                          <a:off x="0" y="0"/>
+                          <a:ext cx="657990" cy="246955"/>
+                        </a:xfrm>
+                        <a:prstGeom prst="bentConnector3">
+                          <a:avLst/>
+                        </a:prstGeom>
+                        <a:ln>
+                          <a:tailEnd type="triangle"/>
+                        </a:ln>
+                      </wps:spPr>
+                      <wps:style>
+                        <a:lnRef idx="1">
+                          <a:schemeClr val="accent1"/>
+                        </a:lnRef>
+                        <a:fillRef idx="0">
+                          <a:schemeClr val="accent1"/>
+                        </a:fillRef>
+                        <a:effectRef idx="0">
+                          <a:schemeClr val="accent1"/>
+                        </a:effectRef>
+                        <a:fontRef idx="minor">
+                          <a:schemeClr val="tx1"/>
+                        </a:fontRef>
+                      </wps:style>
+                      <wps:bodyPr/>
+                    </wps:wsp>
+                  </a:graphicData>
+                </a:graphic>
+              </wp:anchor>
+            </w:drawing>
+          </mc:Choice>
+          <mc:Fallback>
+            <w:pict>
+              <v:shape w14:anchorId="753D4695" id="Connector: Elbow 4" o:spid="_x0000_s1026" type="#_x0000_t34" style="position:absolute;margin-left:16.5pt;margin-top:22.55pt;width:51.8pt;height:19.45pt;z-index:251662336;visibility:visible;mso-wrap-style:square;mso-wrap-distance-left:9pt;mso-wrap-distance-top:0;mso-wrap-distance-right:9pt;mso-wrap-distance-bottom:0;mso-position-horizontal:absolute;mso-position-horizontal-relative:text;mso-position-vertical:absolute;mso-position-vertical-relative:text" o:gfxdata="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" strokecolor="#156082 [3204]" strokeweight=".5pt">
+                <v:stroke endarrow="block"/>
+              </v:shape>
+            </w:pict>
+          </mc:Fallback>
+        </mc:AlternateContent>
+      </w:r>
+      <w:r>
+        <w:t xml:space="preserve">                                                  Logout</w:t>
+      </w:r>
+    </w:p>
+    <w:p>
+      <w:r>
+        <w:br/>
+      </w:r>
+      <w:r>
+        <w:t>Buyer(login(),logout())                            Seller(login(),logout()</w:t>
+      </w:r>
+      <w:r>
+        <w:br/>
+      </w:r>
+      <w:r>
+        <w:lastRenderedPageBreak/>
+        <w:t>DORY(Do not repear yourself)</w:t>
+      </w:r>
+      <w:r>
+        <w:br/>
+        <w:t>Use always loose coupling</w:t>
+      </w:r>
+    </w:p>
     <w:p/>
     <w:p>
       <w:r>
-        <w:br/>
-      </w:r>
-      <w:r>
-        <w:br/>
-      </w:r>
-      <w:r>
-        <w:br/>
-      </w:r>
-    </w:p>
+        <w:t>Child class Inherit below things</w:t>
+      </w:r>
+    </w:p>
+    <w:p>
+      <w:r>
+        <w:t xml:space="preserve">                  non-private  attributes</w:t>
+      </w:r>
+      <w:r>
+        <w:br/>
+        <w:t xml:space="preserve">                  non-private methods</w:t>
+      </w:r>
+      <w:r>
+        <w:br/>
+        <w:t xml:space="preserve">                  constructor[other magic methods]</w:t>
+      </w:r>
+    </w:p>
+    <w:p/>
+    <w:p>
+      <w:r>
+        <w:t>We cannot access private attributes or methods of our parent class</w:t>
+      </w:r>
+      <w:r>
+        <w:br/>
+        <w:t>Parent cannot inherit from child</w:t>
+      </w:r>
+      <w:r>
+        <w:br/>
+        <w:t>When Parent and Child have same methods then Child will call the method of its class</w:t>
+      </w:r>
+    </w:p>
+    <w:p>
+      <w:r>
+        <w:t>public  - accessible everywhere</w:t>
+      </w:r>
+      <w:r>
+        <w:br/>
+        <w:t>private - only accessible to class</w:t>
+      </w:r>
+      <w:r>
+        <w:br/>
+        <w:t>protected – accessible to parent and child through its method only</w:t>
+      </w:r>
+      <w:r>
+        <w:t>.</w:t>
+      </w:r>
+    </w:p>
+    <w:p/>
+    <w:p>
+      <w:r>
+        <w:t>super() keyword is used to access methods of parent from our child class</w:t>
+      </w:r>
+      <w:r>
+        <w:br/>
+        <w:t>Cannot be used outside</w:t>
+      </w:r>
+      <w:r>
+        <w:br/>
+        <w:t>Can only access methods and not attribute</w:t>
+      </w:r>
+    </w:p>
+    <w:p/>
+    <w:p>
+      <w:pPr>
+        <w:rPr>
+          <w:b/>
+          <w:bCs/>
+        </w:rPr>
+      </w:pPr>
+      <w:r>
+        <w:rPr>
+          <w:b/>
+          <w:bCs/>
+        </w:rPr>
+        <w:t>Types of Inheritence:</w:t>
+      </w:r>
+      <w:r>
+        <w:t xml:space="preserve"> </w:t>
+      </w:r>
+      <w:r>
+        <w:rPr>
+          <w:b/>
+          <w:bCs/>
+        </w:rPr>
+        <w:t>https://www.geeksforgeeks.org/types-of-inheritance-python/</w:t>
+      </w:r>
+      <w:r>
+        <w:rPr>
+          <w:b/>
+          <w:bCs/>
+        </w:rPr>
+        <w:br/>
+      </w:r>
+    </w:p>
+    <w:p>
+      <w:pPr>
+        <w:rPr>
+          <w:b/>
+          <w:bCs/>
+        </w:rPr>
+      </w:pPr>
+      <w:r>
+        <w:t>1)</w:t>
+      </w:r>
+      <w:r>
+        <w:t>Simple</w:t>
+      </w:r>
+      <w:r>
+        <w:t xml:space="preserve">   - Parent -&gt; Child</w:t>
+      </w:r>
+      <w:r>
+        <w:t xml:space="preserve"> </w:t>
+      </w:r>
+      <w:r>
+        <w:br/>
+        <w:t>non private data members and methods child can access</w:t>
+      </w:r>
+      <w:r>
+        <w:rPr>
+          <w:b/>
+          <w:bCs/>
+        </w:rPr>
+        <w:br/>
+      </w:r>
+      <w:r>
+        <w:t>Heirarichal</w:t>
+      </w:r>
+      <w:r>
+        <w:rPr>
+          <w:b/>
+          <w:bCs/>
+        </w:rPr>
+        <w:br/>
+      </w:r>
+      <w:r>
+        <w:t>MultiLevel</w:t>
+      </w:r>
+      <w:r>
+        <w:br/>
+        <w:t>Multiple</w:t>
+      </w:r>
+      <w:r>
+        <w:br/>
+        <w:t>Hybrid</w:t>
+      </w:r>
+      <w:r>
+        <w:rPr>
+          <w:b/>
+          <w:bCs/>
+        </w:rPr>
+        <w:br/>
+      </w:r>
+    </w:p>
+    <w:p>
+      <w:pPr>
+        <w:pStyle w:val="NoSpacing"/>
+        <w:rPr>
+          <w:b/>
+          <w:bCs/>
+        </w:rPr>
+      </w:pPr>
+      <w:r>
+        <w:t>1)</w:t>
+      </w:r>
+      <w:r>
+        <w:t>Single Inheritence</w:t>
+      </w:r>
+    </w:p>
+    <w:p>
+      <w:pPr>
+        <w:pStyle w:val="NoSpacing"/>
+      </w:pPr>
+      <w:r>
+        <w:t>A -&gt; B</w:t>
+      </w:r>
+      <w:r>
+        <w:t xml:space="preserve">  </w:t>
+      </w:r>
+    </w:p>
+    <w:p>
+      <w:pPr>
+        <w:pStyle w:val="NoSpacing"/>
+      </w:pPr>
+      <w:r>
+        <w:rPr>
+          <w:noProof/>
+        </w:rPr>
+        <mc:AlternateContent>
+          <mc:Choice Requires="wps">
+            <w:drawing>
+              <wp:anchor distT="0" distB="0" distL="114300" distR="114300" simplePos="0" relativeHeight="251664384" behindDoc="0" locked="0" layoutInCell="1" allowOverlap="1" wp14:anchorId="3972771D" wp14:editId="792E3318">
+                <wp:simplePos x="0" y="0"/>
+                <wp:positionH relativeFrom="column">
+                  <wp:posOffset>66745</wp:posOffset>
+                </wp:positionH>
+                <wp:positionV relativeFrom="paragraph">
+                  <wp:posOffset>18851</wp:posOffset>
+                </wp:positionV>
+                <wp:extent cx="674119" cy="173535"/>
+                <wp:effectExtent l="0" t="0" r="12065" b="17145"/>
+                <wp:wrapNone/>
+                <wp:docPr id="1475436122" name="Rectangle 1"/>
+                <wp:cNvGraphicFramePr/>
+                <a:graphic xmlns:a="http://schemas.openxmlformats.org/drawingml/2006/main">
+                  <a:graphicData uri="http://schemas.microsoft.com/office/word/2010/wordprocessingShape">
+                    <wps:wsp>
+                      <wps:cNvSpPr/>
+                      <wps:spPr>
+                        <a:xfrm>
+                          <a:off x="0" y="0"/>
+                          <a:ext cx="674119" cy="173535"/>
+                        </a:xfrm>
+                        <a:prstGeom prst="rect">
+                          <a:avLst/>
+                        </a:prstGeom>
+                      </wps:spPr>
+                      <wps:style>
+                        <a:lnRef idx="2">
+                          <a:schemeClr val="accent1">
+                            <a:shade val="15000"/>
+                          </a:schemeClr>
+                        </a:lnRef>
+                        <a:fillRef idx="1">
+                          <a:schemeClr val="accent1"/>
+                        </a:fillRef>
+                        <a:effectRef idx="0">
+                          <a:schemeClr val="accent1"/>
+                        </a:effectRef>
+                        <a:fontRef idx="minor">
+                          <a:schemeClr val="lt1"/>
+                        </a:fontRef>
+                      </wps:style>
+                      <wps:bodyPr rot="0" spcFirstLastPara="0" vertOverflow="overflow" horzOverflow="overflow" vert="horz" wrap="square" lIns="91440" tIns="45720" rIns="91440" bIns="45720" numCol="1" spcCol="0" rtlCol="0" fromWordArt="0" anchor="ctr" anchorCtr="0" forceAA="0" compatLnSpc="1">
+                        <a:prstTxWarp prst="textNoShape">
+                          <a:avLst/>
+                        </a:prstTxWarp>
+                        <a:noAutofit/>
+                      </wps:bodyPr>
+                    </wps:wsp>
+                  </a:graphicData>
+                </a:graphic>
+              </wp:anchor>
+            </w:drawing>
+          </mc:Choice>
+          <mc:Fallback>
+            <w:pict>
+              <v:rect w14:anchorId="5024F8FF" id="Rectangle 1" o:spid="_x0000_s1026" style="position:absolute;margin-left:5.25pt;margin-top:1.5pt;width:53.1pt;height:13.65pt;z-index:251664384;visibility:visible;mso-wrap-style:square;mso-wrap-distance-left:9pt;mso-wrap-distance-top:0;mso-wrap-distance-right:9pt;mso-wrap-distance-bottom:0;mso-position-horizontal:absolute;mso-position-horizontal-relative:text;mso-position-vertical:absolute;mso-position-vertical-relative:text;v-text-anchor:middle" o:gfxdata="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" fillcolor="#156082 [3204]" strokecolor="#030e13 [484]" strokeweight="1pt"/>
+            </w:pict>
+          </mc:Fallback>
+        </mc:AlternateContent>
+      </w:r>
+      <w:r>
+        <w:br/>
+        <w:t>2)Multiple Inheritence</w:t>
+      </w:r>
+    </w:p>
+    <w:p>
+      <w:pPr>
+        <w:pStyle w:val="NoSpacing"/>
+      </w:pPr>
+      <w:r>
+        <w:t>A-&gt;C</w:t>
+      </w:r>
+      <w:r>
+        <w:br/>
+        <w:t>B-&gt;C</w:t>
+      </w:r>
+    </w:p>
+    <w:p>
+      <w:pPr>
+        <w:pStyle w:val="NoSpacing"/>
+      </w:pPr>
+    </w:p>
+    <w:p>
+      <w:pPr>
+        <w:pStyle w:val="NoSpacing"/>
+      </w:pPr>
+    </w:p>
+    <w:p>
+      <w:pPr>
+        <w:pStyle w:val="NoSpacing"/>
+      </w:pPr>
+    </w:p>
+    <w:p>
+      <w:pPr>
+        <w:pStyle w:val="NoSpacing"/>
+      </w:pPr>
+      <w:r>
+        <w:br/>
+      </w:r>
+    </w:p>
+    <w:p/>
     <w:p/>
     <w:sectPr>
       <w:pgSz w:w="11906" w:h="16838"/>
@@ -1816,6 +2553,7 @@
   <w:style w:type="character" w:default="1" w:styleId="DefaultParagraphFont">
     <w:name w:val="Default Paragraph Font"/>
     <w:uiPriority w:val="1"/>
+    <w:semiHidden/>
     <w:unhideWhenUsed/>
   </w:style>
   <w:style w:type="table" w:default="1" w:styleId="TableNormal">

--- a/OOPS/OPPS.docx
+++ b/OOPS/OPPS.docx
@@ -1407,7 +1407,19 @@
         <w:br/>
       </w:r>
       <w:r>
-        <w:t>Heirarichal</w:t>
+        <w:t>Heirarch</w:t>
+      </w:r>
+      <w:r>
+        <w:t>i</w:t>
+      </w:r>
+      <w:r>
+        <w:t>al</w:t>
+      </w:r>
+      <w:r>
+        <w:t xml:space="preserve"> – Both children get properties of parents and children are not related to each other</w:t>
+      </w:r>
+      <w:r>
+        <w:t>. -&gt; Parent &gt; child 1, Parent -&gt; child2</w:t>
       </w:r>
       <w:r>
         <w:rPr>
@@ -1528,7 +1540,7 @@
           </mc:Choice>
           <mc:Fallback>
             <w:pict>
-              <v:rect w14:anchorId="5024F8FF" id="Rectangle 1" o:spid="_x0000_s1026" style="position:absolute;margin-left:5.25pt;margin-top:1.5pt;width:53.1pt;height:13.65pt;z-index:251664384;visibility:visible;mso-wrap-style:square;mso-wrap-distance-left:9pt;mso-wrap-distance-top:0;mso-wrap-distance-right:9pt;mso-wrap-distance-bottom:0;mso-position-horizontal:absolute;mso-position-horizontal-relative:text;mso-position-vertical:absolute;mso-position-vertical-relative:text;v-text-anchor:middle" o:gfxdata="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" fillcolor="#156082 [3204]" strokecolor="#030e13 [484]" strokeweight="1pt"/>
+              <v:rect w14:anchorId="7288820B" id="Rectangle 1" o:spid="_x0000_s1026" style="position:absolute;margin-left:5.25pt;margin-top:1.5pt;width:53.1pt;height:13.65pt;z-index:251664384;visibility:visible;mso-wrap-style:square;mso-wrap-distance-left:9pt;mso-wrap-distance-top:0;mso-wrap-distance-right:9pt;mso-wrap-distance-bottom:0;mso-position-horizontal:absolute;mso-position-horizontal-relative:text;mso-position-vertical:absolute;mso-position-vertical-relative:text;v-text-anchor:middle" o:gfxdata="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" fillcolor="#156082 [3204]" strokecolor="#030e13 [484]" strokeweight="1pt"/>
             </w:pict>
           </mc:Fallback>
         </mc:AlternateContent>

--- a/OOPS/OPPS.docx
+++ b/OOPS/OPPS.docx
@@ -3,14 +3,24 @@
 <w:document xmlns:wpc="http://schemas.microsoft.com/office/word/2010/wordprocessingCanvas" xmlns:cx="http://schemas.microsoft.com/office/drawing/2014/chartex" xmlns:cx1="http://schemas.microsoft.com/office/drawing/2015/9/8/chartex" xmlns:cx2="http://schemas.microsoft.com/office/drawing/2015/10/21/chartex" xmlns:cx3="http://schemas.microsoft.com/office/drawing/2016/5/9/chartex" xmlns:cx4="http://schemas.microsoft.com/office/drawing/2016/5/10/chartex" xmlns:cx5="http://schemas.microsoft.com/office/drawing/2016/5/11/chartex" xmlns:cx6="http://schemas.microsoft.com/office/drawing/2016/5/12/chartex" xmlns:cx7="http://schemas.microsoft.com/office/drawing/2016/5/13/chartex" xmlns:cx8="http://schemas.microsoft.com/office/drawing/2016/5/14/chartex" xmlns:mc="http://schemas.openxmlformats.org/markup-compatibility/2006" xmlns:aink="http://schemas.microsoft.com/office/drawing/2016/ink" xmlns:am3d="http://schemas.microsoft.com/office/drawing/2017/model3d" xmlns:o="urn:schemas-microsoft-com:office:office" xmlns:oel="http://schemas.microsoft.com/office/2019/extlst" xmlns:r="http://schemas.openxmlformats.org/officeDocument/2006/relationships" xmlns:m="http://schemas.openxmlformats.org/officeDocument/2006/math" xmlns:v="urn:schemas-microsoft-com:vml" xmlns:wp14="http://schemas.microsoft.com/office/word/2010/wordprocessingDrawing" xmlns:wp="http://schemas.openxmlformats.org/drawingml/2006/wordprocessingDrawing" xmlns:w10="urn:schemas-microsoft-com:office:word" xmlns:w="http://schemas.openxmlformats.org/wordprocessingml/2006/main" xmlns:w14="http://schemas.microsoft.com/office/word/2010/wordml" xmlns:w15="http://schemas.microsoft.com/office/word/2012/wordml" xmlns:w16cex="http://schemas.microsoft.com/office/word/2018/wordml/cex" xmlns:w16cid="http://schemas.microsoft.com/office/word/2016/wordml/cid" xmlns:w16="http://schemas.microsoft.com/office/word/2018/wordml" xmlns:w16du="http://schemas.microsoft.com/office/word/2023/wordml/word16du" xmlns:w16sdtdh="http://schemas.microsoft.com/office/word/2020/wordml/sdtdatahash" xmlns:w16sdtfl="http://schemas.microsoft.com/office/word/2024/wordml/sdtformatlock" xmlns:w16se="http://schemas.microsoft.com/office/word/2015/wordml/symex" xmlns:wpg="http://schemas.microsoft.com/office/word/2010/wordprocessingGroup" xmlns:wpi="http://schemas.microsoft.com/office/word/2010/wordprocessingInk" xmlns:wne="http://schemas.microsoft.com/office/word/2006/wordml" xmlns:wps="http://schemas.microsoft.com/office/word/2010/wordprocessingShape" mc:Ignorable="w14 w15 w16se w16cid w16 w16cex w16sdtdh w16sdtfl w16du wp14">
   <w:body>
     <w:p>
-      <w:hyperlink r:id="rId5" w:history="1">
-        <w:r>
-          <w:rPr>
-            <w:rStyle w:val="Hyperlink"/>
-          </w:rPr>
-          <w:t>https://www.youtube.com/watch?v=LMbGZOU-dtA&amp;t=16325s</w:t>
-        </w:r>
-      </w:hyperlink>
+      <w:r>
+        <w:fldChar w:fldCharType="begin"/>
+      </w:r>
+      <w:r>
+        <w:instrText>HYPERLINK "https://www.youtube.com/watch?v=LMbGZOU-dtA&amp;t=16325s"</w:instrText>
+      </w:r>
+      <w:r>
+        <w:fldChar w:fldCharType="separate"/>
+      </w:r>
+      <w:r>
+        <w:rPr>
+          <w:rStyle w:val="Hyperlink"/>
+        </w:rPr>
+        <w:t>https://www.youtube.com/watch?v=LMbGZOU-dtA&amp;t=16325s</w:t>
+      </w:r>
+      <w:r>
+        <w:fldChar w:fldCharType="end"/>
+      </w:r>
       <w:r>
         <w:br/>
       </w:r>
@@ -175,8 +185,13 @@
               <w:pStyle w:val="ListParagraph"/>
               <w:ind w:left="0"/>
             </w:pPr>
+            <w:proofErr w:type="spellStart"/>
             <w:r>
-              <w:t>color,</w:t>
+              <w:t>color</w:t>
+            </w:r>
+            <w:proofErr w:type="spellEnd"/>
+            <w:r>
+              <w:t>,</w:t>
             </w:r>
             <w:r>
               <w:t xml:space="preserve"> </w:t>
@@ -193,9 +208,11 @@
             <w:r>
               <w:t xml:space="preserve"> </w:t>
             </w:r>
+            <w:proofErr w:type="spellStart"/>
             <w:r>
               <w:t>topspeed</w:t>
             </w:r>
+            <w:proofErr w:type="spellEnd"/>
           </w:p>
         </w:tc>
         <w:tc>
@@ -213,8 +230,13 @@
             <w:r>
               <w:t xml:space="preserve"> </w:t>
             </w:r>
+            <w:proofErr w:type="gramStart"/>
             <w:r>
-              <w:t>brake(),</w:t>
+              <w:t>brake(</w:t>
+            </w:r>
+            <w:proofErr w:type="gramEnd"/>
+            <w:r>
+              <w:t>),</w:t>
             </w:r>
             <w:r>
               <w:t xml:space="preserve"> </w:t>
@@ -310,7 +332,23 @@
           <w:b/>
           <w:bCs/>
         </w:rPr>
-        <w:t>Whenever we create/construct an object of a class there is an inbuilt method (__init__) which is known as constructor</w:t>
+        <w:t>Whenever we create/construct an object of a class there is an inbuilt method (__</w:t>
+      </w:r>
+      <w:proofErr w:type="spellStart"/>
+      <w:r>
+        <w:rPr>
+          <w:b/>
+          <w:bCs/>
+        </w:rPr>
+        <w:t>init</w:t>
+      </w:r>
+      <w:proofErr w:type="spellEnd"/>
+      <w:r>
+        <w:rPr>
+          <w:b/>
+          <w:bCs/>
+        </w:rPr>
+        <w:t>__) which is known as constructor</w:t>
       </w:r>
       <w:r>
         <w:rPr>
@@ -412,12 +450,21 @@
           <w:bCs/>
         </w:rPr>
       </w:pPr>
-      <w:r>
-        <w:rPr>
-          <w:b/>
-          <w:bCs/>
-        </w:rPr>
-        <w:t>Its like a receptionist which checks and add/gives all information required</w:t>
+      <w:proofErr w:type="spellStart"/>
+      <w:r>
+        <w:rPr>
+          <w:b/>
+          <w:bCs/>
+        </w:rPr>
+        <w:t>Its</w:t>
+      </w:r>
+      <w:proofErr w:type="spellEnd"/>
+      <w:r>
+        <w:rPr>
+          <w:b/>
+          <w:bCs/>
+        </w:rPr>
+        <w:t xml:space="preserve"> like a receptionist which checks and add/gives all information required</w:t>
       </w:r>
     </w:p>
     <w:p>
@@ -471,7 +518,23 @@
           <w:b/>
           <w:bCs/>
         </w:rPr>
-        <w:t>Once we make any data member private using __marks then everywhere we have to make sure to access them using __marks</w:t>
+        <w:t xml:space="preserve">Once we make any data member private using __marks then everywhere we </w:t>
+      </w:r>
+      <w:proofErr w:type="gramStart"/>
+      <w:r>
+        <w:rPr>
+          <w:b/>
+          <w:bCs/>
+        </w:rPr>
+        <w:t>have to</w:t>
+      </w:r>
+      <w:proofErr w:type="gramEnd"/>
+      <w:r>
+        <w:rPr>
+          <w:b/>
+          <w:bCs/>
+        </w:rPr>
+        <w:t xml:space="preserve"> make sure to access them using __marks</w:t>
       </w:r>
       <w:r>
         <w:rPr>
@@ -644,7 +707,23 @@
           <w:b/>
           <w:bCs/>
         </w:rPr>
-        <w:t>C1 = 3+4i , c2 = 4+5i then C1+c2 = 7+9i</w:t>
+        <w:t>C1 = 3+4</w:t>
+      </w:r>
+      <w:proofErr w:type="gramStart"/>
+      <w:r>
+        <w:rPr>
+          <w:b/>
+          <w:bCs/>
+        </w:rPr>
+        <w:t>i ,</w:t>
+      </w:r>
+      <w:proofErr w:type="gramEnd"/>
+      <w:r>
+        <w:rPr>
+          <w:b/>
+          <w:bCs/>
+        </w:rPr>
+        <w:t xml:space="preserve"> c2 = 4+5i then C1+c2 = 7+9i</w:t>
       </w:r>
     </w:p>
     <w:p>
@@ -753,7 +832,15 @@
     <w:p/>
     <w:p>
       <w:r>
-        <w:t>Access Modifiers -&gt;  Normally we can make the variable public or private usually we will keep it private</w:t>
+        <w:t>Access Modifiers -</w:t>
+      </w:r>
+      <w:proofErr w:type="gramStart"/>
+      <w:r>
+        <w:t>&gt;  Normally</w:t>
+      </w:r>
+      <w:proofErr w:type="gramEnd"/>
+      <w:r>
+        <w:t xml:space="preserve"> we can make the variable public or private usually we will keep it private</w:t>
       </w:r>
       <w:r>
         <w:t>(which is applicable only to class)</w:t>
@@ -776,19 +863,53 @@
       </w:r>
       <w:r>
         <w:br/>
-        <w:t>ex: for setmarks we can have &gt;50 marks only</w:t>
-      </w:r>
-      <w:r>
-        <w:t xml:space="preserve"> then only set this data can be read from db/xml</w:t>
-      </w:r>
-      <w:r>
-        <w:t xml:space="preserve"> . Through getter and setters we can increase security and check</w:t>
-      </w:r>
-    </w:p>
-    <w:p>
+        <w:t xml:space="preserve">ex: for </w:t>
+      </w:r>
+      <w:proofErr w:type="spellStart"/>
+      <w:r>
+        <w:t>setmarks</w:t>
+      </w:r>
+      <w:proofErr w:type="spellEnd"/>
+      <w:r>
+        <w:t xml:space="preserve"> we can have &gt;50 marks only</w:t>
+      </w:r>
+      <w:r>
+        <w:t xml:space="preserve"> then only set this data can be read from </w:t>
+      </w:r>
+      <w:proofErr w:type="spellStart"/>
+      <w:r>
+        <w:t>db</w:t>
+      </w:r>
+      <w:proofErr w:type="spellEnd"/>
+      <w:r>
+        <w:t>/</w:t>
+      </w:r>
+      <w:proofErr w:type="gramStart"/>
+      <w:r>
+        <w:t>xml</w:t>
+      </w:r>
+      <w:r>
+        <w:t xml:space="preserve"> .</w:t>
+      </w:r>
+      <w:proofErr w:type="gramEnd"/>
+      <w:r>
+        <w:t xml:space="preserve"> Through getter and </w:t>
+      </w:r>
+      <w:proofErr w:type="gramStart"/>
+      <w:r>
+        <w:t>setters</w:t>
+      </w:r>
+      <w:proofErr w:type="gramEnd"/>
+      <w:r>
+        <w:t xml:space="preserve"> we can increase security and check</w:t>
+      </w:r>
+    </w:p>
+    <w:p>
+      <w:proofErr w:type="spellStart"/>
       <w:r>
         <w:t>Inheritence</w:t>
       </w:r>
+      <w:proofErr w:type="spellEnd"/>
     </w:p>
     <w:tbl>
       <w:tblPr>
@@ -828,8 +949,13 @@
             <w:tcW w:w="4508" w:type="dxa"/>
           </w:tcPr>
           <w:p>
+            <w:proofErr w:type="gramStart"/>
             <w:r>
-              <w:t>Login()</w:t>
+              <w:t>Login(</w:t>
+            </w:r>
+            <w:proofErr w:type="gramEnd"/>
+            <w:r>
+              <w:t>)</w:t>
             </w:r>
           </w:p>
         </w:tc>
@@ -838,8 +964,13 @@
             <w:tcW w:w="4508" w:type="dxa"/>
           </w:tcPr>
           <w:p>
+            <w:proofErr w:type="gramStart"/>
             <w:r>
-              <w:t>Login()</w:t>
+              <w:t>Login(</w:t>
+            </w:r>
+            <w:proofErr w:type="gramEnd"/>
+            <w:r>
+              <w:t>)</w:t>
             </w:r>
           </w:p>
         </w:tc>
@@ -850,8 +981,18 @@
             <w:tcW w:w="4508" w:type="dxa"/>
           </w:tcPr>
           <w:p>
+            <w:proofErr w:type="spellStart"/>
+            <w:proofErr w:type="gramStart"/>
             <w:r>
-              <w:t>LogOut()</w:t>
+              <w:t>LogOut</w:t>
+            </w:r>
+            <w:proofErr w:type="spellEnd"/>
+            <w:r>
+              <w:t>(</w:t>
+            </w:r>
+            <w:proofErr w:type="gramEnd"/>
+            <w:r>
+              <w:t>)</w:t>
             </w:r>
           </w:p>
         </w:tc>
@@ -860,8 +1001,18 @@
             <w:tcW w:w="4508" w:type="dxa"/>
           </w:tcPr>
           <w:p>
+            <w:proofErr w:type="spellStart"/>
+            <w:proofErr w:type="gramStart"/>
             <w:r>
-              <w:t>LogOut()</w:t>
+              <w:t>LogOut</w:t>
+            </w:r>
+            <w:proofErr w:type="spellEnd"/>
+            <w:r>
+              <w:t>(</w:t>
+            </w:r>
+            <w:proofErr w:type="gramEnd"/>
+            <w:r>
+              <w:t>)</w:t>
             </w:r>
           </w:p>
         </w:tc>
@@ -872,8 +1023,13 @@
             <w:tcW w:w="4508" w:type="dxa"/>
           </w:tcPr>
           <w:p>
+            <w:proofErr w:type="gramStart"/>
             <w:r>
-              <w:t>Study()</w:t>
+              <w:t>Study(</w:t>
+            </w:r>
+            <w:proofErr w:type="gramEnd"/>
+            <w:r>
+              <w:t>)</w:t>
             </w:r>
             <w:r>
               <w:t xml:space="preserve"> – it is his own method</w:t>
@@ -885,11 +1041,16 @@
             <w:tcW w:w="4508" w:type="dxa"/>
           </w:tcPr>
           <w:p>
+            <w:proofErr w:type="gramStart"/>
             <w:r>
               <w:t>teach</w:t>
             </w:r>
             <w:r>
-              <w:t>()</w:t>
+              <w:t>(</w:t>
+            </w:r>
+            <w:proofErr w:type="gramEnd"/>
+            <w:r>
+              <w:t>)</w:t>
             </w:r>
             <w:r>
               <w:t xml:space="preserve"> – it is his own method</w:t>
@@ -1266,14 +1427,30 @@
         <w:br/>
       </w:r>
       <w:r>
-        <w:t>Buyer(login(),logout())                            Seller(login(),logout()</w:t>
+        <w:t>Buyer(login(</w:t>
+      </w:r>
+      <w:proofErr w:type="gramStart"/>
+      <w:r>
+        <w:t>),logout</w:t>
+      </w:r>
+      <w:proofErr w:type="gramEnd"/>
+      <w:r>
+        <w:t>())                            Seller(login(),logout()</w:t>
       </w:r>
       <w:r>
         <w:br/>
       </w:r>
       <w:r>
         <w:lastRenderedPageBreak/>
-        <w:t>DORY(Do not repear yourself)</w:t>
+        <w:t xml:space="preserve">DORY(Do not </w:t>
+      </w:r>
+      <w:proofErr w:type="spellStart"/>
+      <w:r>
+        <w:t>repear</w:t>
+      </w:r>
+      <w:proofErr w:type="spellEnd"/>
+      <w:r>
+        <w:t xml:space="preserve"> yourself)</w:t>
       </w:r>
       <w:r>
         <w:br/>
@@ -1288,8 +1465,13 @@
     </w:p>
     <w:p>
       <w:r>
-        <w:t xml:space="preserve">                  non-private  attributes</w:t>
-      </w:r>
+        <w:t xml:space="preserve">                  non-</w:t>
+      </w:r>
+      <w:proofErr w:type="gramStart"/>
+      <w:r>
+        <w:t>private  attributes</w:t>
+      </w:r>
+      <w:proofErr w:type="gramEnd"/>
       <w:r>
         <w:br/>
         <w:t xml:space="preserve">                  non-private methods</w:t>
@@ -1331,8 +1513,13 @@
     </w:p>
     <w:p/>
     <w:p>
-      <w:r>
-        <w:t>super() keyword is used to access methods of parent from our child class</w:t>
+      <w:proofErr w:type="gramStart"/>
+      <w:r>
+        <w:t>super(</w:t>
+      </w:r>
+      <w:proofErr w:type="gramEnd"/>
+      <w:r>
+        <w:t>) keyword is used to access methods of parent from our child class</w:t>
       </w:r>
       <w:r>
         <w:br/>
@@ -1356,7 +1543,23 @@
           <w:b/>
           <w:bCs/>
         </w:rPr>
-        <w:t>Types of Inheritence:</w:t>
+        <w:t xml:space="preserve">Types of </w:t>
+      </w:r>
+      <w:proofErr w:type="spellStart"/>
+      <w:r>
+        <w:rPr>
+          <w:b/>
+          <w:bCs/>
+        </w:rPr>
+        <w:t>Inheritence</w:t>
+      </w:r>
+      <w:proofErr w:type="spellEnd"/>
+      <w:r>
+        <w:rPr>
+          <w:b/>
+          <w:bCs/>
+        </w:rPr>
+        <w:t>:</w:t>
       </w:r>
       <w:r>
         <w:t xml:space="preserve"> </w:t>
@@ -1406,6 +1609,11 @@
         </w:rPr>
         <w:br/>
       </w:r>
+      <w:proofErr w:type="gramStart"/>
+      <w:r>
+        <w:t>2)</w:t>
+      </w:r>
+      <w:proofErr w:type="spellStart"/>
       <w:r>
         <w:t>Heirarch</w:t>
       </w:r>
@@ -1415,6 +1623,8 @@
       <w:r>
         <w:t>al</w:t>
       </w:r>
+      <w:proofErr w:type="spellEnd"/>
+      <w:proofErr w:type="gramEnd"/>
       <w:r>
         <w:t xml:space="preserve"> – Both children get properties of parents and children are not related to each other</w:t>
       </w:r>
@@ -1429,137 +1639,273 @@
         <w:br/>
       </w:r>
       <w:r>
+        <w:t>3)</w:t>
+      </w:r>
+      <w:proofErr w:type="spellStart"/>
+      <w:r>
         <w:t>MultiLevel</w:t>
       </w:r>
-      <w:r>
-        <w:br/>
+      <w:proofErr w:type="spellEnd"/>
+      <w:r>
+        <w:t xml:space="preserve"> -&gt; Grand Parent -&gt; Parent -&gt; Child</w:t>
+      </w:r>
+      <w:r>
+        <w:br/>
+        <w:t xml:space="preserve">                            lower level gets properties from above levels</w:t>
+      </w:r>
+      <w:r>
+        <w:br/>
+        <w:t xml:space="preserve">                            super() of each class can reach out to just parent</w:t>
+      </w:r>
+      <w:r>
+        <w:br/>
+        <w:t xml:space="preserve">                            can do super().speak but can</w:t>
+      </w:r>
+      <w:r>
+        <w:t>’</w:t>
+      </w:r>
+      <w:r>
+        <w:t>t do super().super().speak</w:t>
+      </w:r>
+      <w:r>
+        <w:t>()</w:t>
+      </w:r>
+      <w:r>
+        <w:br/>
+      </w:r>
+      <w:r>
+        <w:t>4)</w:t>
+      </w:r>
+      <w:r>
         <w:t>Multiple</w:t>
       </w:r>
       <w:r>
-        <w:br/>
+        <w:t xml:space="preserve"> -&gt; parent 1 &gt; child 1 , parent 2 -&gt; child1</w:t>
+      </w:r>
+      <w:r>
+        <w:br/>
+        <w:t>not allowed in java.</w:t>
+      </w:r>
+      <w:r>
+        <w:br/>
+      </w:r>
+      <w:r>
+        <w:t>A</w:t>
+      </w:r>
+      <w:r>
+        <w:t>mbiguity solved in the order of inheritance.</w:t>
+      </w:r>
+      <w:r>
+        <w:br/>
+        <w:t>Get Properties of both parents</w:t>
+      </w:r>
+      <w:r>
+        <w:br/>
+      </w:r>
+      <w:r>
+        <w:t>5)</w:t>
+      </w:r>
+      <w:r>
         <w:t>Hybrid</w:t>
       </w:r>
       <w:r>
-        <w:rPr>
-          <w:b/>
-          <w:bCs/>
-        </w:rPr>
-        <w:br/>
+        <w:t xml:space="preserve"> -&gt;  Mix of </w:t>
+      </w:r>
+      <w:r>
+        <w:t>Inheritance</w:t>
+      </w:r>
+      <w:r>
+        <w:t xml:space="preserve"> GRAND PARENT -&gt; P1 , GRAND PARENT -&gt; P2 , P1 -&gt;C,P2-&gt;C</w:t>
+      </w:r>
+      <w:r>
+        <w:rPr>
+          <w:b/>
+          <w:bCs/>
+        </w:rPr>
+        <w:br/>
+      </w:r>
+    </w:p>
+    <w:p>
+      <w:pPr>
+        <w:rPr>
+          <w:b/>
+          <w:bCs/>
+        </w:rPr>
+      </w:pPr>
+      <w:r>
+        <w:rPr>
+          <w:b/>
+          <w:bCs/>
+        </w:rPr>
+        <w:lastRenderedPageBreak/>
+        <w:t xml:space="preserve">Every Object has </w:t>
+      </w:r>
+      <w:proofErr w:type="spellStart"/>
+      <w:r>
+        <w:rPr>
+          <w:b/>
+          <w:bCs/>
+        </w:rPr>
+        <w:t>mro</w:t>
+      </w:r>
+      <w:proofErr w:type="spellEnd"/>
+      <w:r>
+        <w:rPr>
+          <w:b/>
+          <w:bCs/>
+        </w:rPr>
+        <w:t xml:space="preserve"> </w:t>
+      </w:r>
+      <w:r>
+        <w:rPr>
+          <w:b/>
+          <w:bCs/>
+        </w:rPr>
+        <w:t>method (</w:t>
+      </w:r>
+      <w:r>
+        <w:rPr>
+          <w:b/>
+          <w:bCs/>
+        </w:rPr>
+        <w:t>Method resolution operator)</w:t>
+      </w:r>
+      <w:r>
+        <w:rPr>
+          <w:b/>
+          <w:bCs/>
+        </w:rPr>
+        <w:t xml:space="preserve"> -&gt; which tells the path of that method</w:t>
       </w:r>
     </w:p>
     <w:p>
       <w:pPr>
         <w:pStyle w:val="NoSpacing"/>
-        <w:rPr>
-          <w:b/>
-          <w:bCs/>
-        </w:rPr>
-      </w:pPr>
-      <w:r>
-        <w:t>1)</w:t>
-      </w:r>
-      <w:r>
-        <w:t>Single Inheritence</w:t>
+      </w:pPr>
+      <w:r>
+        <w:t xml:space="preserve"> </w:t>
+      </w:r>
+      <w:r>
+        <w:t>Polymorphism</w:t>
       </w:r>
     </w:p>
     <w:p>
       <w:pPr>
         <w:pStyle w:val="NoSpacing"/>
       </w:pPr>
-      <w:r>
-        <w:t>A -&gt; B</w:t>
-      </w:r>
-      <w:r>
-        <w:t xml:space="preserve">  </w:t>
-      </w:r>
     </w:p>
     <w:p>
       <w:pPr>
         <w:pStyle w:val="NoSpacing"/>
       </w:pPr>
       <w:r>
-        <w:rPr>
-          <w:noProof/>
-        </w:rPr>
-        <mc:AlternateContent>
-          <mc:Choice Requires="wps">
-            <w:drawing>
-              <wp:anchor distT="0" distB="0" distL="114300" distR="114300" simplePos="0" relativeHeight="251664384" behindDoc="0" locked="0" layoutInCell="1" allowOverlap="1" wp14:anchorId="3972771D" wp14:editId="792E3318">
-                <wp:simplePos x="0" y="0"/>
-                <wp:positionH relativeFrom="column">
-                  <wp:posOffset>66745</wp:posOffset>
-                </wp:positionH>
-                <wp:positionV relativeFrom="paragraph">
-                  <wp:posOffset>18851</wp:posOffset>
-                </wp:positionV>
-                <wp:extent cx="674119" cy="173535"/>
-                <wp:effectExtent l="0" t="0" r="12065" b="17145"/>
-                <wp:wrapNone/>
-                <wp:docPr id="1475436122" name="Rectangle 1"/>
-                <wp:cNvGraphicFramePr/>
-                <a:graphic xmlns:a="http://schemas.openxmlformats.org/drawingml/2006/main">
-                  <a:graphicData uri="http://schemas.microsoft.com/office/word/2010/wordprocessingShape">
-                    <wps:wsp>
-                      <wps:cNvSpPr/>
-                      <wps:spPr>
-                        <a:xfrm>
-                          <a:off x="0" y="0"/>
-                          <a:ext cx="674119" cy="173535"/>
-                        </a:xfrm>
-                        <a:prstGeom prst="rect">
-                          <a:avLst/>
-                        </a:prstGeom>
-                      </wps:spPr>
-                      <wps:style>
-                        <a:lnRef idx="2">
-                          <a:schemeClr val="accent1">
-                            <a:shade val="15000"/>
-                          </a:schemeClr>
-                        </a:lnRef>
-                        <a:fillRef idx="1">
-                          <a:schemeClr val="accent1"/>
-                        </a:fillRef>
-                        <a:effectRef idx="0">
-                          <a:schemeClr val="accent1"/>
-                        </a:effectRef>
-                        <a:fontRef idx="minor">
-                          <a:schemeClr val="lt1"/>
-                        </a:fontRef>
-                      </wps:style>
-                      <wps:bodyPr rot="0" spcFirstLastPara="0" vertOverflow="overflow" horzOverflow="overflow" vert="horz" wrap="square" lIns="91440" tIns="45720" rIns="91440" bIns="45720" numCol="1" spcCol="0" rtlCol="0" fromWordArt="0" anchor="ctr" anchorCtr="0" forceAA="0" compatLnSpc="1">
-                        <a:prstTxWarp prst="textNoShape">
-                          <a:avLst/>
-                        </a:prstTxWarp>
-                        <a:noAutofit/>
-                      </wps:bodyPr>
-                    </wps:wsp>
-                  </a:graphicData>
-                </a:graphic>
-              </wp:anchor>
-            </w:drawing>
-          </mc:Choice>
-          <mc:Fallback>
-            <w:pict>
-              <v:rect w14:anchorId="7288820B" id="Rectangle 1" o:spid="_x0000_s1026" style="position:absolute;margin-left:5.25pt;margin-top:1.5pt;width:53.1pt;height:13.65pt;z-index:251664384;visibility:visible;mso-wrap-style:square;mso-wrap-distance-left:9pt;mso-wrap-distance-top:0;mso-wrap-distance-right:9pt;mso-wrap-distance-bottom:0;mso-position-horizontal:absolute;mso-position-horizontal-relative:text;mso-position-vertical:absolute;mso-position-vertical-relative:text;v-text-anchor:middle" o:gfxdata="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" fillcolor="#156082 [3204]" strokecolor="#030e13 [484]" strokeweight="1pt"/>
-            </w:pict>
-          </mc:Fallback>
-        </mc:AlternateContent>
-      </w:r>
-      <w:r>
-        <w:br/>
-        <w:t>2)Multiple Inheritence</w:t>
+        <w:t>Poly</w:t>
+      </w:r>
+      <w:r>
+        <w:t xml:space="preserve"> -&gt; multiple/many</w:t>
+      </w:r>
+      <w:r>
+        <w:br/>
+        <w:t>Morph -&gt; forms</w:t>
       </w:r>
     </w:p>
     <w:p>
       <w:pPr>
         <w:pStyle w:val="NoSpacing"/>
       </w:pPr>
-      <w:r>
-        <w:t>A-&gt;C</w:t>
-      </w:r>
-      <w:r>
-        <w:br/>
-        <w:t>B-&gt;C</w:t>
+    </w:p>
+    <w:p>
+      <w:pPr>
+        <w:pStyle w:val="NoSpacing"/>
+      </w:pPr>
+      <w:r>
+        <w:t>When a single entity can take multiple forms.</w:t>
+      </w:r>
+      <w:r>
+        <w:br/>
+      </w:r>
+      <w:r>
+        <w:br/>
+        <w:t>In Python we achieve polymorphism by below:</w:t>
+      </w:r>
+    </w:p>
+    <w:p>
+      <w:pPr>
+        <w:pStyle w:val="NoSpacing"/>
+      </w:pPr>
+    </w:p>
+    <w:p>
+      <w:pPr>
+        <w:pStyle w:val="NoSpacing"/>
+        <w:numPr>
+          <w:ilvl w:val="0"/>
+          <w:numId w:val="4"/>
+        </w:numPr>
+      </w:pPr>
+      <w:r>
+        <w:t>Method overriding</w:t>
+      </w:r>
+    </w:p>
+    <w:p>
+      <w:pPr>
+        <w:pStyle w:val="NoSpacing"/>
+        <w:numPr>
+          <w:ilvl w:val="0"/>
+          <w:numId w:val="4"/>
+        </w:numPr>
+      </w:pPr>
+      <w:r>
+        <w:t>Method Overloading</w:t>
+      </w:r>
+    </w:p>
+    <w:p>
+      <w:pPr>
+        <w:pStyle w:val="NoSpacing"/>
+        <w:numPr>
+          <w:ilvl w:val="0"/>
+          <w:numId w:val="4"/>
+        </w:numPr>
+      </w:pPr>
+      <w:r>
+        <w:t>Operator overloading</w:t>
+      </w:r>
+    </w:p>
+    <w:p>
+      <w:pPr>
+        <w:pStyle w:val="NoSpacing"/>
+      </w:pPr>
+    </w:p>
+    <w:p>
+      <w:pPr>
+        <w:pStyle w:val="NoSpacing"/>
+      </w:pPr>
+      <w:r>
+        <w:t>Major benefit is that code becomes a lot clean to read and work upon</w:t>
+      </w:r>
+    </w:p>
+    <w:p>
+      <w:pPr>
+        <w:pStyle w:val="NoSpacing"/>
+      </w:pPr>
+    </w:p>
+    <w:p>
+      <w:pPr>
+        <w:pStyle w:val="NoSpacing"/>
+      </w:pPr>
+      <w:r>
+        <w:t>Method Overloading</w:t>
+      </w:r>
+      <w:r>
+        <w:br/>
+      </w:r>
+      <w:r>
+        <w:br/>
+      </w:r>
+      <w:r>
+        <w:br/>
+      </w:r>
+      <w:r>
+        <w:br/>
       </w:r>
     </w:p>
     <w:p>
@@ -1689,6 +2035,95 @@
     </w:lvl>
   </w:abstractNum>
   <w:abstractNum w:abstractNumId="1" w15:restartNumberingAfterBreak="0">
+    <w:nsid w:val="12D932DF"/>
+    <w:multiLevelType w:val="hybridMultilevel"/>
+    <w:tmpl w:val="D0304106"/>
+    <w:lvl w:ilvl="0" w:tplc="4009000F">
+      <w:start w:val="1"/>
+      <w:numFmt w:val="decimal"/>
+      <w:lvlText w:val="%1."/>
+      <w:lvlJc w:val="left"/>
+      <w:pPr>
+        <w:ind w:left="720" w:hanging="360"/>
+      </w:pPr>
+      <w:rPr>
+        <w:rFonts w:hint="default"/>
+      </w:rPr>
+    </w:lvl>
+    <w:lvl w:ilvl="1" w:tplc="40090019" w:tentative="1">
+      <w:start w:val="1"/>
+      <w:numFmt w:val="lowerLetter"/>
+      <w:lvlText w:val="%2."/>
+      <w:lvlJc w:val="left"/>
+      <w:pPr>
+        <w:ind w:left="1440" w:hanging="360"/>
+      </w:pPr>
+    </w:lvl>
+    <w:lvl w:ilvl="2" w:tplc="4009001B" w:tentative="1">
+      <w:start w:val="1"/>
+      <w:numFmt w:val="lowerRoman"/>
+      <w:lvlText w:val="%3."/>
+      <w:lvlJc w:val="right"/>
+      <w:pPr>
+        <w:ind w:left="2160" w:hanging="180"/>
+      </w:pPr>
+    </w:lvl>
+    <w:lvl w:ilvl="3" w:tplc="4009000F" w:tentative="1">
+      <w:start w:val="1"/>
+      <w:numFmt w:val="decimal"/>
+      <w:lvlText w:val="%4."/>
+      <w:lvlJc w:val="left"/>
+      <w:pPr>
+        <w:ind w:left="2880" w:hanging="360"/>
+      </w:pPr>
+    </w:lvl>
+    <w:lvl w:ilvl="4" w:tplc="40090019" w:tentative="1">
+      <w:start w:val="1"/>
+      <w:numFmt w:val="lowerLetter"/>
+      <w:lvlText w:val="%5."/>
+      <w:lvlJc w:val="left"/>
+      <w:pPr>
+        <w:ind w:left="3600" w:hanging="360"/>
+      </w:pPr>
+    </w:lvl>
+    <w:lvl w:ilvl="5" w:tplc="4009001B" w:tentative="1">
+      <w:start w:val="1"/>
+      <w:numFmt w:val="lowerRoman"/>
+      <w:lvlText w:val="%6."/>
+      <w:lvlJc w:val="right"/>
+      <w:pPr>
+        <w:ind w:left="4320" w:hanging="180"/>
+      </w:pPr>
+    </w:lvl>
+    <w:lvl w:ilvl="6" w:tplc="4009000F" w:tentative="1">
+      <w:start w:val="1"/>
+      <w:numFmt w:val="decimal"/>
+      <w:lvlText w:val="%7."/>
+      <w:lvlJc w:val="left"/>
+      <w:pPr>
+        <w:ind w:left="5040" w:hanging="360"/>
+      </w:pPr>
+    </w:lvl>
+    <w:lvl w:ilvl="7" w:tplc="40090019" w:tentative="1">
+      <w:start w:val="1"/>
+      <w:numFmt w:val="lowerLetter"/>
+      <w:lvlText w:val="%8."/>
+      <w:lvlJc w:val="left"/>
+      <w:pPr>
+        <w:ind w:left="5760" w:hanging="360"/>
+      </w:pPr>
+    </w:lvl>
+    <w:lvl w:ilvl="8" w:tplc="4009001B" w:tentative="1">
+      <w:start w:val="1"/>
+      <w:numFmt w:val="lowerRoman"/>
+      <w:lvlText w:val="%9."/>
+      <w:lvlJc w:val="right"/>
+      <w:pPr>
+        <w:ind w:left="6480" w:hanging="180"/>
+      </w:pPr>
+    </w:lvl>
+  </w:abstractNum>
+  <w:abstractNum w:abstractNumId="2" w15:restartNumberingAfterBreak="0">
     <w:nsid w:val="29584037"/>
     <w:multiLevelType w:val="hybridMultilevel"/>
     <w:tmpl w:val="92C88B9E"/>
@@ -1801,7 +2236,7 @@
       </w:rPr>
     </w:lvl>
   </w:abstractNum>
-  <w:abstractNum w:abstractNumId="2" w15:restartNumberingAfterBreak="0">
+  <w:abstractNum w:abstractNumId="3" w15:restartNumberingAfterBreak="0">
     <w:nsid w:val="71A222E2"/>
     <w:multiLevelType w:val="multilevel"/>
     <w:tmpl w:val="038440E2"/>
@@ -1954,9 +2389,12 @@
     <w:abstractNumId w:val="0"/>
   </w:num>
   <w:num w:numId="2" w16cid:durableId="1206214666">
+    <w:abstractNumId w:val="3"/>
+  </w:num>
+  <w:num w:numId="3" w16cid:durableId="1605766185">
     <w:abstractNumId w:val="2"/>
   </w:num>
-  <w:num w:numId="3" w16cid:durableId="1605766185">
+  <w:num w:numId="4" w16cid:durableId="561797725">
     <w:abstractNumId w:val="1"/>
   </w:num>
 </w:numbering>

--- a/OOPS/OPPS.docx
+++ b/OOPS/OPPS.docx
@@ -185,13 +185,8 @@
               <w:pStyle w:val="ListParagraph"/>
               <w:ind w:left="0"/>
             </w:pPr>
-            <w:proofErr w:type="spellStart"/>
             <w:r>
-              <w:t>color</w:t>
-            </w:r>
-            <w:proofErr w:type="spellEnd"/>
-            <w:r>
-              <w:t>,</w:t>
+              <w:t>color,</w:t>
             </w:r>
             <w:r>
               <w:t xml:space="preserve"> </w:t>
@@ -208,11 +203,15 @@
             <w:r>
               <w:t xml:space="preserve"> </w:t>
             </w:r>
-            <w:proofErr w:type="spellStart"/>
             <w:r>
-              <w:t>topspeed</w:t>
+              <w:t>top</w:t>
             </w:r>
-            <w:proofErr w:type="spellEnd"/>
+            <w:r>
+              <w:t xml:space="preserve"> </w:t>
+            </w:r>
+            <w:r>
+              <w:t>speed</w:t>
+            </w:r>
           </w:p>
         </w:tc>
         <w:tc>
@@ -230,11 +229,9 @@
             <w:r>
               <w:t xml:space="preserve"> </w:t>
             </w:r>
-            <w:proofErr w:type="gramStart"/>
             <w:r>
-              <w:t>brake(</w:t>
+              <w:t>brake (</w:t>
             </w:r>
-            <w:proofErr w:type="gramEnd"/>
             <w:r>
               <w:t>),</w:t>
             </w:r>
@@ -450,15 +447,13 @@
           <w:bCs/>
         </w:rPr>
       </w:pPr>
-      <w:proofErr w:type="spellStart"/>
-      <w:r>
-        <w:rPr>
-          <w:b/>
-          <w:bCs/>
-        </w:rPr>
-        <w:t>Its</w:t>
-      </w:r>
-      <w:proofErr w:type="spellEnd"/>
+      <w:r>
+        <w:rPr>
+          <w:b/>
+          <w:bCs/>
+        </w:rPr>
+        <w:t>It’s</w:t>
+      </w:r>
       <w:r>
         <w:rPr>
           <w:b/>
@@ -518,23 +513,7 @@
           <w:b/>
           <w:bCs/>
         </w:rPr>
-        <w:t xml:space="preserve">Once we make any data member private using __marks then everywhere we </w:t>
-      </w:r>
-      <w:proofErr w:type="gramStart"/>
-      <w:r>
-        <w:rPr>
-          <w:b/>
-          <w:bCs/>
-        </w:rPr>
-        <w:t>have to</w:t>
-      </w:r>
-      <w:proofErr w:type="gramEnd"/>
-      <w:r>
-        <w:rPr>
-          <w:b/>
-          <w:bCs/>
-        </w:rPr>
-        <w:t xml:space="preserve"> make sure to access them using __marks</w:t>
+        <w:t>Once we make any data member private using __marks then everywhere we have to make sure to access them using __marks</w:t>
       </w:r>
       <w:r>
         <w:rPr>
@@ -840,10 +819,13 @@
       </w:r>
       <w:proofErr w:type="gramEnd"/>
       <w:r>
-        <w:t xml:space="preserve"> we can make the variable public or private usually we will keep it private</w:t>
-      </w:r>
-      <w:r>
-        <w:t>(which is applicable only to class)</w:t>
+        <w:t xml:space="preserve"> we can make the variable public or private usually we will keep it </w:t>
+      </w:r>
+      <w:r>
+        <w:t>private (</w:t>
+      </w:r>
+      <w:r>
+        <w:t>which is applicable only to class)</w:t>
       </w:r>
     </w:p>
     <w:p>
@@ -863,53 +845,25 @@
       </w:r>
       <w:r>
         <w:br/>
-        <w:t xml:space="preserve">ex: for </w:t>
-      </w:r>
-      <w:proofErr w:type="spellStart"/>
-      <w:r>
-        <w:t>setmarks</w:t>
-      </w:r>
-      <w:proofErr w:type="spellEnd"/>
-      <w:r>
-        <w:t xml:space="preserve"> we can have &gt;50 marks only</w:t>
-      </w:r>
-      <w:r>
-        <w:t xml:space="preserve"> then only set this data can be read from </w:t>
-      </w:r>
-      <w:proofErr w:type="spellStart"/>
-      <w:r>
-        <w:t>db</w:t>
-      </w:r>
-      <w:proofErr w:type="spellEnd"/>
-      <w:r>
-        <w:t>/</w:t>
-      </w:r>
-      <w:proofErr w:type="gramStart"/>
-      <w:r>
-        <w:t>xml</w:t>
-      </w:r>
-      <w:r>
-        <w:t xml:space="preserve"> .</w:t>
-      </w:r>
-      <w:proofErr w:type="gramEnd"/>
-      <w:r>
-        <w:t xml:space="preserve"> Through getter and </w:t>
-      </w:r>
-      <w:proofErr w:type="gramStart"/>
-      <w:r>
-        <w:t>setters</w:t>
-      </w:r>
-      <w:proofErr w:type="gramEnd"/>
+        <w:t>ex: for setmarks we can have &gt;50 marks only</w:t>
+      </w:r>
+      <w:r>
+        <w:t xml:space="preserve"> then only set this data can be read from db/xml</w:t>
+      </w:r>
+      <w:r>
+        <w:t xml:space="preserve"> . Through getter and </w:t>
+      </w:r>
+      <w:r>
+        <w:t>setters,</w:t>
+      </w:r>
       <w:r>
         <w:t xml:space="preserve"> we can increase security and check</w:t>
       </w:r>
     </w:p>
     <w:p>
-      <w:proofErr w:type="spellStart"/>
       <w:r>
         <w:t>Inheritence</w:t>
       </w:r>
-      <w:proofErr w:type="spellEnd"/>
     </w:p>
     <w:tbl>
       <w:tblPr>
@@ -1442,13 +1396,11 @@
       </w:r>
       <w:r>
         <w:lastRenderedPageBreak/>
-        <w:t xml:space="preserve">DORY(Do not </w:t>
-      </w:r>
-      <w:proofErr w:type="spellStart"/>
-      <w:r>
-        <w:t>repear</w:t>
-      </w:r>
-      <w:proofErr w:type="spellEnd"/>
+        <w:t>DORY(Do not repea</w:t>
+      </w:r>
+      <w:r>
+        <w:t>t</w:t>
+      </w:r>
       <w:r>
         <w:t xml:space="preserve"> yourself)</w:t>
       </w:r>
@@ -1467,59 +1419,57 @@
       <w:r>
         <w:t xml:space="preserve">                  non-</w:t>
       </w:r>
-      <w:proofErr w:type="gramStart"/>
-      <w:r>
-        <w:t>private  attributes</w:t>
-      </w:r>
-      <w:proofErr w:type="gramEnd"/>
+      <w:r>
+        <w:t>private attributes</w:t>
+      </w:r>
       <w:r>
         <w:br/>
         <w:t xml:space="preserve">                  non-private methods</w:t>
       </w:r>
       <w:r>
         <w:br/>
-        <w:t xml:space="preserve">                  constructor[other magic methods]</w:t>
+        <w:t xml:space="preserve">                  </w:t>
+      </w:r>
+      <w:r>
+        <w:t>constructor [</w:t>
+      </w:r>
+      <w:r>
+        <w:t>other magic methods]</w:t>
+      </w:r>
+    </w:p>
+    <w:p>
+      <w:r>
+        <w:t>We cannot access private attributes or methods of our parent class</w:t>
+      </w:r>
+      <w:r>
+        <w:br/>
+        <w:t>Parent cannot inherit from child</w:t>
+      </w:r>
+      <w:r>
+        <w:br/>
+        <w:t>When Parent and Child have same methods then Child will call the method of its class</w:t>
+      </w:r>
+    </w:p>
+    <w:p>
+      <w:r>
+        <w:t>public  - accessible everywhere</w:t>
+      </w:r>
+      <w:r>
+        <w:br/>
+        <w:t>private - only accessible to class</w:t>
+      </w:r>
+      <w:r>
+        <w:br/>
+        <w:t>protected – accessible to parent and child through its method only</w:t>
+      </w:r>
+      <w:r>
+        <w:t>.</w:t>
       </w:r>
     </w:p>
     <w:p/>
     <w:p>
       <w:r>
-        <w:t>We cannot access private attributes or methods of our parent class</w:t>
-      </w:r>
-      <w:r>
-        <w:br/>
-        <w:t>Parent cannot inherit from child</w:t>
-      </w:r>
-      <w:r>
-        <w:br/>
-        <w:t>When Parent and Child have same methods then Child will call the method of its class</w:t>
-      </w:r>
-    </w:p>
-    <w:p>
-      <w:r>
-        <w:t>public  - accessible everywhere</w:t>
-      </w:r>
-      <w:r>
-        <w:br/>
-        <w:t>private - only accessible to class</w:t>
-      </w:r>
-      <w:r>
-        <w:br/>
-        <w:t>protected – accessible to parent and child through its method only</w:t>
-      </w:r>
-      <w:r>
-        <w:t>.</w:t>
-      </w:r>
-    </w:p>
-    <w:p/>
-    <w:p>
-      <w:proofErr w:type="gramStart"/>
-      <w:r>
-        <w:t>super(</w:t>
-      </w:r>
-      <w:proofErr w:type="gramEnd"/>
-      <w:r>
-        <w:t>) keyword is used to access methods of parent from our child class</w:t>
+        <w:t>super() keyword is used to access methods of parent from our child class</w:t>
       </w:r>
       <w:r>
         <w:br/>
@@ -1530,36 +1480,19 @@
         <w:t>Can only access methods and not attribute</w:t>
       </w:r>
     </w:p>
-    <w:p/>
-    <w:p>
-      <w:pPr>
-        <w:rPr>
-          <w:b/>
-          <w:bCs/>
-        </w:rPr>
-      </w:pPr>
-      <w:r>
-        <w:rPr>
-          <w:b/>
-          <w:bCs/>
-        </w:rPr>
-        <w:t xml:space="preserve">Types of </w:t>
-      </w:r>
-      <w:proofErr w:type="spellStart"/>
-      <w:r>
-        <w:rPr>
-          <w:b/>
-          <w:bCs/>
-        </w:rPr>
-        <w:t>Inheritence</w:t>
-      </w:r>
-      <w:proofErr w:type="spellEnd"/>
-      <w:r>
-        <w:rPr>
-          <w:b/>
-          <w:bCs/>
-        </w:rPr>
-        <w:t>:</w:t>
+    <w:p>
+      <w:pPr>
+        <w:rPr>
+          <w:b/>
+          <w:bCs/>
+        </w:rPr>
+      </w:pPr>
+      <w:r>
+        <w:rPr>
+          <w:b/>
+          <w:bCs/>
+        </w:rPr>
+        <w:t>Types of Inheritence:</w:t>
       </w:r>
       <w:r>
         <w:t xml:space="preserve"> </w:t>
@@ -1737,52 +1670,52 @@
           <w:b/>
           <w:bCs/>
         </w:rPr>
+        <w:t xml:space="preserve">Every Object has </w:t>
+      </w:r>
+      <w:proofErr w:type="spellStart"/>
+      <w:r>
+        <w:rPr>
+          <w:b/>
+          <w:bCs/>
+        </w:rPr>
+        <w:t>mro</w:t>
+      </w:r>
+      <w:proofErr w:type="spellEnd"/>
+      <w:r>
+        <w:rPr>
+          <w:b/>
+          <w:bCs/>
+        </w:rPr>
+        <w:t xml:space="preserve"> </w:t>
+      </w:r>
+      <w:r>
+        <w:rPr>
+          <w:b/>
+          <w:bCs/>
+        </w:rPr>
+        <w:t>method (</w:t>
+      </w:r>
+      <w:r>
+        <w:rPr>
+          <w:b/>
+          <w:bCs/>
+        </w:rPr>
+        <w:t>Method resolution operator)</w:t>
+      </w:r>
+      <w:r>
+        <w:rPr>
+          <w:b/>
+          <w:bCs/>
+        </w:rPr>
+        <w:t xml:space="preserve"> -&gt; which tells the path of that method</w:t>
+      </w:r>
+    </w:p>
+    <w:p>
+      <w:pPr>
+        <w:pStyle w:val="NoSpacing"/>
+      </w:pPr>
+      <w:r>
         <w:lastRenderedPageBreak/>
-        <w:t xml:space="preserve">Every Object has </w:t>
-      </w:r>
-      <w:proofErr w:type="spellStart"/>
-      <w:r>
-        <w:rPr>
-          <w:b/>
-          <w:bCs/>
-        </w:rPr>
-        <w:t>mro</w:t>
-      </w:r>
-      <w:proofErr w:type="spellEnd"/>
-      <w:r>
-        <w:rPr>
-          <w:b/>
-          <w:bCs/>
-        </w:rPr>
-        <w:t xml:space="preserve"> </w:t>
-      </w:r>
-      <w:r>
-        <w:rPr>
-          <w:b/>
-          <w:bCs/>
-        </w:rPr>
-        <w:t>method (</w:t>
-      </w:r>
-      <w:r>
-        <w:rPr>
-          <w:b/>
-          <w:bCs/>
-        </w:rPr>
-        <w:t>Method resolution operator)</w:t>
-      </w:r>
-      <w:r>
-        <w:rPr>
-          <w:b/>
-          <w:bCs/>
-        </w:rPr>
-        <w:t xml:space="preserve"> -&gt; which tells the path of that method</w:t>
-      </w:r>
-    </w:p>
-    <w:p>
-      <w:pPr>
-        <w:pStyle w:val="NoSpacing"/>
-      </w:pPr>
-      <w:r>
         <w:t xml:space="preserve"> </w:t>
       </w:r>
       <w:r>
@@ -1891,43 +1824,199 @@
     <w:p>
       <w:pPr>
         <w:pStyle w:val="NoSpacing"/>
-      </w:pPr>
-      <w:r>
-        <w:t>Method Overloading</w:t>
-      </w:r>
-      <w:r>
-        <w:br/>
-      </w:r>
-      <w:r>
-        <w:br/>
-      </w:r>
-      <w:r>
-        <w:br/>
-      </w:r>
-      <w:r>
-        <w:br/>
-      </w:r>
-    </w:p>
-    <w:p>
-      <w:pPr>
-        <w:pStyle w:val="NoSpacing"/>
-      </w:pPr>
-    </w:p>
-    <w:p>
-      <w:pPr>
-        <w:pStyle w:val="NoSpacing"/>
-      </w:pPr>
-    </w:p>
-    <w:p>
-      <w:pPr>
-        <w:pStyle w:val="NoSpacing"/>
-      </w:pPr>
-    </w:p>
-    <w:p>
-      <w:pPr>
-        <w:pStyle w:val="NoSpacing"/>
-      </w:pPr>
-      <w:r>
+        <w:rPr>
+          <w:b/>
+          <w:bCs/>
+        </w:rPr>
+      </w:pPr>
+      <w:r>
+        <w:rPr>
+          <w:b/>
+          <w:bCs/>
+        </w:rPr>
+        <w:t>Abstraction</w:t>
+      </w:r>
+      <w:r>
+        <w:rPr>
+          <w:b/>
+          <w:bCs/>
+        </w:rPr>
+        <w:br/>
+      </w:r>
+    </w:p>
+    <w:p>
+      <w:pPr>
+        <w:pStyle w:val="NoSpacing"/>
+      </w:pPr>
+      <w:r>
+        <w:t>Abstract</w:t>
+      </w:r>
+      <w:r>
+        <w:t xml:space="preserve"> – Abstract art hidden.</w:t>
+      </w:r>
+      <w:r>
+        <w:br/>
+        <w:t>Fundamental concept of OOPS which hides the complex implementation and showing only essential features</w:t>
+      </w:r>
+      <w:r>
+        <w:t>.</w:t>
+      </w:r>
+    </w:p>
+    <w:p>
+      <w:pPr>
+        <w:pStyle w:val="NoSpacing"/>
+      </w:pPr>
+    </w:p>
+    <w:p>
+      <w:pPr>
+        <w:pStyle w:val="NoSpacing"/>
+      </w:pPr>
+      <w:r>
+        <w:t>Eg -&gt; Phone -&gt; take call , make call but you don’t know how its happening. Similarly, we have lot of examples in real life</w:t>
+      </w:r>
+    </w:p>
+    <w:p>
+      <w:pPr>
+        <w:pStyle w:val="NoSpacing"/>
+      </w:pPr>
+    </w:p>
+    <w:p>
+      <w:pPr>
+        <w:pStyle w:val="NoSpacing"/>
+      </w:pPr>
+      <w:r>
+        <w:t>Mobile</w:t>
+      </w:r>
+      <w:r>
+        <w:br/>
+        <w:t>Human Body</w:t>
+      </w:r>
+      <w:r>
+        <w:br/>
+        <w:t>TV remote</w:t>
+      </w:r>
+      <w:r>
+        <w:br/>
+        <w:t>Methods in Python</w:t>
+      </w:r>
+    </w:p>
+    <w:p>
+      <w:pPr>
+        <w:pStyle w:val="NoSpacing"/>
+      </w:pPr>
+    </w:p>
+    <w:p>
+      <w:pPr>
+        <w:pStyle w:val="NoSpacing"/>
+      </w:pPr>
+      <w:r>
+        <w:t>Abstract Method and class</w:t>
+      </w:r>
+      <w:r>
+        <w:br/>
+      </w:r>
+      <w:r>
+        <w:br/>
+        <w:t>from abc import ABC, abstract method</w:t>
+      </w:r>
+      <w:r>
+        <w:br/>
+        <w:t xml:space="preserve">We </w:t>
+      </w:r>
+      <w:proofErr w:type="gramStart"/>
+      <w:r>
+        <w:t>have to</w:t>
+      </w:r>
+      <w:proofErr w:type="gramEnd"/>
+      <w:r>
+        <w:t xml:space="preserve"> ensure 2 things</w:t>
+      </w:r>
+      <w:r>
+        <w:br/>
+      </w:r>
+      <w:r>
+        <w:br/>
+        <w:t>1. Inherit abc class</w:t>
+      </w:r>
+      <w:r>
+        <w:br/>
+        <w:t>2. Should have an abstract method</w:t>
+      </w:r>
+    </w:p>
+    <w:p>
+      <w:pPr>
+        <w:pStyle w:val="NoSpacing"/>
+      </w:pPr>
+    </w:p>
+    <w:p>
+      <w:pPr>
+        <w:pStyle w:val="NoSpacing"/>
+      </w:pPr>
+      <w:r>
+        <w:t xml:space="preserve">Useful -&gt; abstract classes are useful when we have a group of related </w:t>
+      </w:r>
+      <w:r>
+        <w:t>objects</w:t>
+      </w:r>
+      <w:r>
+        <w:t xml:space="preserve"> that should share a </w:t>
+      </w:r>
+      <w:r>
+        <w:t>common feature</w:t>
+      </w:r>
+      <w:r>
+        <w:t xml:space="preserve"> but will have different implementation.</w:t>
+      </w:r>
+    </w:p>
+    <w:p>
+      <w:pPr>
+        <w:pStyle w:val="NoSpacing"/>
+      </w:pPr>
+    </w:p>
+    <w:p>
+      <w:pPr>
+        <w:pStyle w:val="NoSpacing"/>
+      </w:pPr>
+      <w:r>
+        <w:t xml:space="preserve">Help in preparing a </w:t>
+      </w:r>
+      <w:r>
+        <w:t>blueprint</w:t>
+      </w:r>
+      <w:r>
+        <w:t xml:space="preserve"> for other classes</w:t>
+      </w:r>
+      <w:r>
+        <w:br/>
+      </w:r>
+      <w:r>
+        <w:br/>
+      </w:r>
+      <w:r>
+        <w:br/>
+      </w:r>
+    </w:p>
+    <w:p>
+      <w:pPr>
+        <w:pStyle w:val="NoSpacing"/>
+      </w:pPr>
+    </w:p>
+    <w:p>
+      <w:pPr>
+        <w:pStyle w:val="NoSpacing"/>
+      </w:pPr>
+    </w:p>
+    <w:p>
+      <w:pPr>
+        <w:pStyle w:val="NoSpacing"/>
+      </w:pPr>
+    </w:p>
+    <w:p>
+      <w:pPr>
+        <w:pStyle w:val="NoSpacing"/>
+      </w:pPr>
+      <w:r>
+        <w:lastRenderedPageBreak/>
         <w:br/>
       </w:r>
     </w:p>

--- a/OOPS/OPPS.docx
+++ b/OOPS/OPPS.docx
@@ -3,24 +3,14 @@
 <w:document xmlns:wpc="http://schemas.microsoft.com/office/word/2010/wordprocessingCanvas" xmlns:cx="http://schemas.microsoft.com/office/drawing/2014/chartex" xmlns:cx1="http://schemas.microsoft.com/office/drawing/2015/9/8/chartex" xmlns:cx2="http://schemas.microsoft.com/office/drawing/2015/10/21/chartex" xmlns:cx3="http://schemas.microsoft.com/office/drawing/2016/5/9/chartex" xmlns:cx4="http://schemas.microsoft.com/office/drawing/2016/5/10/chartex" xmlns:cx5="http://schemas.microsoft.com/office/drawing/2016/5/11/chartex" xmlns:cx6="http://schemas.microsoft.com/office/drawing/2016/5/12/chartex" xmlns:cx7="http://schemas.microsoft.com/office/drawing/2016/5/13/chartex" xmlns:cx8="http://schemas.microsoft.com/office/drawing/2016/5/14/chartex" xmlns:mc="http://schemas.openxmlformats.org/markup-compatibility/2006" xmlns:aink="http://schemas.microsoft.com/office/drawing/2016/ink" xmlns:am3d="http://schemas.microsoft.com/office/drawing/2017/model3d" xmlns:o="urn:schemas-microsoft-com:office:office" xmlns:oel="http://schemas.microsoft.com/office/2019/extlst" xmlns:r="http://schemas.openxmlformats.org/officeDocument/2006/relationships" xmlns:m="http://schemas.openxmlformats.org/officeDocument/2006/math" xmlns:v="urn:schemas-microsoft-com:vml" xmlns:wp14="http://schemas.microsoft.com/office/word/2010/wordprocessingDrawing" xmlns:wp="http://schemas.openxmlformats.org/drawingml/2006/wordprocessingDrawing" xmlns:w10="urn:schemas-microsoft-com:office:word" xmlns:w="http://schemas.openxmlformats.org/wordprocessingml/2006/main" xmlns:w14="http://schemas.microsoft.com/office/word/2010/wordml" xmlns:w15="http://schemas.microsoft.com/office/word/2012/wordml" xmlns:w16cex="http://schemas.microsoft.com/office/word/2018/wordml/cex" xmlns:w16cid="http://schemas.microsoft.com/office/word/2016/wordml/cid" xmlns:w16="http://schemas.microsoft.com/office/word/2018/wordml" xmlns:w16du="http://schemas.microsoft.com/office/word/2023/wordml/word16du" xmlns:w16sdtdh="http://schemas.microsoft.com/office/word/2020/wordml/sdtdatahash" xmlns:w16sdtfl="http://schemas.microsoft.com/office/word/2024/wordml/sdtformatlock" xmlns:w16se="http://schemas.microsoft.com/office/word/2015/wordml/symex" xmlns:wpg="http://schemas.microsoft.com/office/word/2010/wordprocessingGroup" xmlns:wpi="http://schemas.microsoft.com/office/word/2010/wordprocessingInk" xmlns:wne="http://schemas.microsoft.com/office/word/2006/wordml" xmlns:wps="http://schemas.microsoft.com/office/word/2010/wordprocessingShape" mc:Ignorable="w14 w15 w16se w16cid w16 w16cex w16sdtdh w16sdtfl w16du wp14">
   <w:body>
     <w:p>
-      <w:r>
-        <w:fldChar w:fldCharType="begin"/>
-      </w:r>
-      <w:r>
-        <w:instrText>HYPERLINK "https://www.youtube.com/watch?v=LMbGZOU-dtA&amp;t=16325s"</w:instrText>
-      </w:r>
-      <w:r>
-        <w:fldChar w:fldCharType="separate"/>
-      </w:r>
-      <w:r>
-        <w:rPr>
-          <w:rStyle w:val="Hyperlink"/>
-        </w:rPr>
-        <w:t>https://www.youtube.com/watch?v=LMbGZOU-dtA&amp;t=16325s</w:t>
-      </w:r>
-      <w:r>
-        <w:fldChar w:fldCharType="end"/>
-      </w:r>
+      <w:hyperlink r:id="rId5" w:history="1">
+        <w:r>
+          <w:rPr>
+            <w:rStyle w:val="Hyperlink"/>
+          </w:rPr>
+          <w:t>https://www.youtube.com/watch?v=LMbGZOU-dtA&amp;t=16325s</w:t>
+        </w:r>
+      </w:hyperlink>
       <w:r>
         <w:br/>
       </w:r>
@@ -329,23 +319,7 @@
           <w:b/>
           <w:bCs/>
         </w:rPr>
-        <w:t>Whenever we create/construct an object of a class there is an inbuilt method (__</w:t>
-      </w:r>
-      <w:proofErr w:type="spellStart"/>
-      <w:r>
-        <w:rPr>
-          <w:b/>
-          <w:bCs/>
-        </w:rPr>
-        <w:t>init</w:t>
-      </w:r>
-      <w:proofErr w:type="spellEnd"/>
-      <w:r>
-        <w:rPr>
-          <w:b/>
-          <w:bCs/>
-        </w:rPr>
-        <w:t>__) which is known as constructor</w:t>
+        <w:t>Whenever we create/construct an object of a class there is an inbuilt method (__init__) which is known as constructor</w:t>
       </w:r>
       <w:r>
         <w:rPr>
@@ -686,23 +660,7 @@
           <w:b/>
           <w:bCs/>
         </w:rPr>
-        <w:t>C1 = 3+4</w:t>
-      </w:r>
-      <w:proofErr w:type="gramStart"/>
-      <w:r>
-        <w:rPr>
-          <w:b/>
-          <w:bCs/>
-        </w:rPr>
-        <w:t>i ,</w:t>
-      </w:r>
-      <w:proofErr w:type="gramEnd"/>
-      <w:r>
-        <w:rPr>
-          <w:b/>
-          <w:bCs/>
-        </w:rPr>
-        <w:t xml:space="preserve"> c2 = 4+5i then C1+c2 = 7+9i</w:t>
+        <w:t>C1 = 3+4i , c2 = 4+5i then C1+c2 = 7+9i</w:t>
       </w:r>
     </w:p>
     <w:p>
@@ -804,20 +762,30 @@
       </w:pPr>
     </w:p>
     <w:p>
-      <w:r>
+      <w:pPr>
+        <w:rPr>
+          <w:b/>
+          <w:bCs/>
+        </w:rPr>
+      </w:pPr>
+      <w:r>
+        <w:rPr>
+          <w:b/>
+          <w:bCs/>
+        </w:rPr>
         <w:t>Encapsulation</w:t>
       </w:r>
     </w:p>
-    <w:p/>
-    <w:p>
+    <w:p>
+      <w:r>
+        <w:t>1)</w:t>
+      </w:r>
       <w:r>
         <w:t>Access Modifiers -</w:t>
       </w:r>
-      <w:proofErr w:type="gramStart"/>
-      <w:r>
-        <w:t>&gt;  Normally</w:t>
-      </w:r>
-      <w:proofErr w:type="gramEnd"/>
+      <w:r>
+        <w:t>&gt; Normally</w:t>
+      </w:r>
       <w:r>
         <w:t xml:space="preserve"> we can make the variable public or private usually we will keep it </w:t>
       </w:r>
@@ -826,6 +794,77 @@
       </w:r>
       <w:r>
         <w:t>which is applicable only to class)</w:t>
+      </w:r>
+      <w:r>
+        <w:t>.</w:t>
+      </w:r>
+      <w:r>
+        <w:br/>
+      </w:r>
+      <w:r>
+        <w:t xml:space="preserve">2) </w:t>
+      </w:r>
+      <w:r>
+        <w:t>Important from Security point of view</w:t>
+      </w:r>
+      <w:r>
+        <w:t>.</w:t>
+      </w:r>
+      <w:r>
+        <w:br/>
+        <w:t>EX- medicines are capsuled together</w:t>
+      </w:r>
+      <w:r>
+        <w:br/>
+      </w:r>
+      <w:r>
+        <w:t xml:space="preserve">3) </w:t>
+      </w:r>
+      <w:r>
+        <w:t>Wrapping of data/members/methods</w:t>
+      </w:r>
+      <w:r>
+        <w:t xml:space="preserve"> into a single unit</w:t>
+      </w:r>
+      <w:r>
+        <w:t>.</w:t>
+      </w:r>
+      <w:r>
+        <w:br/>
+      </w:r>
+      <w:r>
+        <w:t xml:space="preserve">4) </w:t>
+      </w:r>
+      <w:r>
+        <w:t>Which functionality to be shown and which has not to be shown</w:t>
+      </w:r>
+      <w:r>
+        <w:br/>
+        <w:t>5)3 ways to do encapsulation</w:t>
+      </w:r>
+      <w:r>
+        <w:br/>
+      </w:r>
+      <w:r>
+        <w:tab/>
+      </w:r>
+      <w:r>
+        <w:tab/>
+        <w:t>1)public method</w:t>
+      </w:r>
+      <w:r>
+        <w:br/>
+        <w:t xml:space="preserve">                              2)Name Mangling</w:t>
+      </w:r>
+      <w:r>
+        <w:t xml:space="preserve"> object._class__privatepropertyvariable</w:t>
+      </w:r>
+      <w:r>
+        <w:br/>
+        <w:t xml:space="preserve">                              3)Using Getter and Setter</w:t>
+      </w:r>
+      <w:r>
+        <w:br/>
       </w:r>
     </w:p>
     <w:p>
@@ -903,13 +942,8 @@
             <w:tcW w:w="4508" w:type="dxa"/>
           </w:tcPr>
           <w:p>
-            <w:proofErr w:type="gramStart"/>
             <w:r>
-              <w:t>Login(</w:t>
-            </w:r>
-            <w:proofErr w:type="gramEnd"/>
-            <w:r>
-              <w:t>)</w:t>
+              <w:t>Login()</w:t>
             </w:r>
           </w:p>
         </w:tc>
@@ -918,13 +952,8 @@
             <w:tcW w:w="4508" w:type="dxa"/>
           </w:tcPr>
           <w:p>
-            <w:proofErr w:type="gramStart"/>
             <w:r>
-              <w:t>Login(</w:t>
-            </w:r>
-            <w:proofErr w:type="gramEnd"/>
-            <w:r>
-              <w:t>)</w:t>
+              <w:t>Login()</w:t>
             </w:r>
           </w:p>
         </w:tc>
@@ -935,18 +964,8 @@
             <w:tcW w:w="4508" w:type="dxa"/>
           </w:tcPr>
           <w:p>
-            <w:proofErr w:type="spellStart"/>
-            <w:proofErr w:type="gramStart"/>
             <w:r>
-              <w:t>LogOut</w:t>
-            </w:r>
-            <w:proofErr w:type="spellEnd"/>
-            <w:r>
-              <w:t>(</w:t>
-            </w:r>
-            <w:proofErr w:type="gramEnd"/>
-            <w:r>
-              <w:t>)</w:t>
+              <w:t>LogOut()</w:t>
             </w:r>
           </w:p>
         </w:tc>
@@ -955,18 +974,8 @@
             <w:tcW w:w="4508" w:type="dxa"/>
           </w:tcPr>
           <w:p>
-            <w:proofErr w:type="spellStart"/>
-            <w:proofErr w:type="gramStart"/>
             <w:r>
-              <w:t>LogOut</w:t>
-            </w:r>
-            <w:proofErr w:type="spellEnd"/>
-            <w:r>
-              <w:t>(</w:t>
-            </w:r>
-            <w:proofErr w:type="gramEnd"/>
-            <w:r>
-              <w:t>)</w:t>
+              <w:t>LogOut()</w:t>
             </w:r>
           </w:p>
         </w:tc>
@@ -977,13 +986,9 @@
             <w:tcW w:w="4508" w:type="dxa"/>
           </w:tcPr>
           <w:p>
-            <w:proofErr w:type="gramStart"/>
             <w:r>
-              <w:t>Study(</w:t>
-            </w:r>
-            <w:proofErr w:type="gramEnd"/>
-            <w:r>
-              <w:t>)</w:t>
+              <w:lastRenderedPageBreak/>
+              <w:t>Study()</w:t>
             </w:r>
             <w:r>
               <w:t xml:space="preserve"> – it is his own method</w:t>
@@ -995,16 +1000,11 @@
             <w:tcW w:w="4508" w:type="dxa"/>
           </w:tcPr>
           <w:p>
-            <w:proofErr w:type="gramStart"/>
             <w:r>
               <w:t>teach</w:t>
             </w:r>
             <w:r>
-              <w:t>(</w:t>
-            </w:r>
-            <w:proofErr w:type="gramEnd"/>
-            <w:r>
-              <w:t>)</w:t>
+              <w:t>()</w:t>
             </w:r>
             <w:r>
               <w:t xml:space="preserve"> – it is his own method</w:t>
@@ -1381,232 +1381,239 @@
         <w:br/>
       </w:r>
       <w:r>
-        <w:t>Buyer(login(</w:t>
-      </w:r>
-      <w:proofErr w:type="gramStart"/>
-      <w:r>
-        <w:t>),logout</w:t>
-      </w:r>
-      <w:proofErr w:type="gramEnd"/>
-      <w:r>
-        <w:t>())                            Seller(login(),logout()</w:t>
+        <w:t>Buyer(login(),logout())                            Seller(login(),logout()</w:t>
+      </w:r>
+      <w:r>
+        <w:br/>
+      </w:r>
+      <w:r>
+        <w:t>DORY(Do not repea</w:t>
+      </w:r>
+      <w:r>
+        <w:t>t</w:t>
+      </w:r>
+      <w:r>
+        <w:t xml:space="preserve"> yourself)</w:t>
+      </w:r>
+      <w:r>
+        <w:br/>
+        <w:t>Use always loose coupling</w:t>
+      </w:r>
+    </w:p>
+    <w:p/>
+    <w:p>
+      <w:r>
+        <w:t>Child class Inherit below things</w:t>
+      </w:r>
+    </w:p>
+    <w:p>
+      <w:r>
+        <w:t xml:space="preserve">                  non-</w:t>
+      </w:r>
+      <w:r>
+        <w:t>private attributes</w:t>
+      </w:r>
+      <w:r>
+        <w:br/>
+        <w:t xml:space="preserve">                  non-private methods</w:t>
+      </w:r>
+      <w:r>
+        <w:br/>
+        <w:t xml:space="preserve">                  </w:t>
+      </w:r>
+      <w:r>
+        <w:t>constructor [</w:t>
+      </w:r>
+      <w:r>
+        <w:t>other magic methods]</w:t>
+      </w:r>
+    </w:p>
+    <w:p>
+      <w:r>
+        <w:t>We cannot access private attributes or methods of our parent class</w:t>
+      </w:r>
+      <w:r>
+        <w:br/>
+        <w:t>Parent cannot inherit from child</w:t>
+      </w:r>
+      <w:r>
+        <w:br/>
+        <w:t>When Parent and Child have same methods then Child will call the method of its class</w:t>
+      </w:r>
+    </w:p>
+    <w:p>
+      <w:r>
+        <w:t>public  - accessible everywhere</w:t>
+      </w:r>
+      <w:r>
+        <w:br/>
+        <w:t>private - only accessible to class</w:t>
+      </w:r>
+      <w:r>
+        <w:br/>
+        <w:t>protected – accessible to parent and child through its method only</w:t>
+      </w:r>
+      <w:r>
+        <w:t>.</w:t>
+      </w:r>
+    </w:p>
+    <w:p/>
+    <w:p>
+      <w:r>
+        <w:t>super() keyword is used to access methods of parent from our child class</w:t>
+      </w:r>
+      <w:r>
+        <w:br/>
+        <w:t>Cannot be used outside</w:t>
+      </w:r>
+      <w:r>
+        <w:br/>
+        <w:t>Can only access methods and not attribute</w:t>
+      </w:r>
+    </w:p>
+    <w:p>
+      <w:pPr>
+        <w:rPr>
+          <w:b/>
+          <w:bCs/>
+        </w:rPr>
+      </w:pPr>
+      <w:r>
+        <w:rPr>
+          <w:b/>
+          <w:bCs/>
+        </w:rPr>
+        <w:t>Inheritence</w:t>
+      </w:r>
+      <w:r>
+        <w:rPr>
+          <w:b/>
+          <w:bCs/>
+        </w:rPr>
+        <w:br/>
+      </w:r>
+      <w:r>
+        <w:rPr>
+          <w:b/>
+          <w:bCs/>
+        </w:rPr>
+        <w:br/>
+      </w:r>
+      <w:r>
+        <w:rPr>
+          <w:b/>
+          <w:bCs/>
+        </w:rPr>
+        <w:t>Types of Inheritence:</w:t>
+      </w:r>
+      <w:r>
+        <w:t xml:space="preserve"> </w:t>
+      </w:r>
+      <w:r>
+        <w:rPr>
+          <w:b/>
+          <w:bCs/>
+        </w:rPr>
+        <w:t>https://www.geeksforgeeks.org/types-of-inheritance-python/</w:t>
+      </w:r>
+      <w:r>
+        <w:rPr>
+          <w:b/>
+          <w:bCs/>
+        </w:rPr>
+        <w:br/>
+      </w:r>
+    </w:p>
+    <w:p>
+      <w:pPr>
+        <w:rPr>
+          <w:b/>
+          <w:bCs/>
+        </w:rPr>
+      </w:pPr>
+      <w:r>
+        <w:t>1)</w:t>
+      </w:r>
+      <w:r>
+        <w:t>Simple</w:t>
+      </w:r>
+      <w:r>
+        <w:t xml:space="preserve">   - Parent -&gt; Child</w:t>
+      </w:r>
+      <w:r>
+        <w:t xml:space="preserve"> </w:t>
+      </w:r>
+      <w:r>
+        <w:br/>
+        <w:t>non private data members and methods child can access</w:t>
+      </w:r>
+      <w:r>
+        <w:rPr>
+          <w:b/>
+          <w:bCs/>
+        </w:rPr>
+        <w:br/>
+      </w:r>
+      <w:r>
+        <w:t>2)</w:t>
+      </w:r>
+      <w:r>
+        <w:t>Heirarch</w:t>
+      </w:r>
+      <w:r>
+        <w:t>i</w:t>
+      </w:r>
+      <w:r>
+        <w:t>al</w:t>
+      </w:r>
+      <w:r>
+        <w:t xml:space="preserve"> – Both children get properties of parents and children are not related to each other</w:t>
+      </w:r>
+      <w:r>
+        <w:t>. -&gt; Parent &gt; child 1, Parent -&gt; child2</w:t>
+      </w:r>
+      <w:r>
+        <w:rPr>
+          <w:b/>
+          <w:bCs/>
+        </w:rPr>
+        <w:br/>
+      </w:r>
+      <w:r>
+        <w:t>3)</w:t>
+      </w:r>
+      <w:r>
+        <w:t>MultiLevel</w:t>
+      </w:r>
+      <w:r>
+        <w:t xml:space="preserve"> -&gt; Grand Parent -&gt; Parent -&gt; Child</w:t>
+      </w:r>
+      <w:r>
+        <w:br/>
+        <w:t xml:space="preserve">                            lower level gets properties from above levels</w:t>
+      </w:r>
+      <w:r>
+        <w:br/>
+        <w:t xml:space="preserve">                            super() of each class can reach out to just parent</w:t>
+      </w:r>
+      <w:r>
+        <w:br/>
+        <w:t xml:space="preserve">                            can do super().speak but can</w:t>
+      </w:r>
+      <w:r>
+        <w:t>’</w:t>
+      </w:r>
+      <w:r>
+        <w:t>t do super().super().speak</w:t>
+      </w:r>
+      <w:r>
+        <w:t>()</w:t>
       </w:r>
       <w:r>
         <w:br/>
       </w:r>
       <w:r>
         <w:lastRenderedPageBreak/>
-        <w:t>DORY(Do not repea</w:t>
-      </w:r>
-      <w:r>
-        <w:t>t</w:t>
-      </w:r>
-      <w:r>
-        <w:t xml:space="preserve"> yourself)</w:t>
-      </w:r>
-      <w:r>
-        <w:br/>
-        <w:t>Use always loose coupling</w:t>
-      </w:r>
-    </w:p>
-    <w:p/>
-    <w:p>
-      <w:r>
-        <w:t>Child class Inherit below things</w:t>
-      </w:r>
-    </w:p>
-    <w:p>
-      <w:r>
-        <w:t xml:space="preserve">                  non-</w:t>
-      </w:r>
-      <w:r>
-        <w:t>private attributes</w:t>
-      </w:r>
-      <w:r>
-        <w:br/>
-        <w:t xml:space="preserve">                  non-private methods</w:t>
-      </w:r>
-      <w:r>
-        <w:br/>
-        <w:t xml:space="preserve">                  </w:t>
-      </w:r>
-      <w:r>
-        <w:t>constructor [</w:t>
-      </w:r>
-      <w:r>
-        <w:t>other magic methods]</w:t>
-      </w:r>
-    </w:p>
-    <w:p>
-      <w:r>
-        <w:t>We cannot access private attributes or methods of our parent class</w:t>
-      </w:r>
-      <w:r>
-        <w:br/>
-        <w:t>Parent cannot inherit from child</w:t>
-      </w:r>
-      <w:r>
-        <w:br/>
-        <w:t>When Parent and Child have same methods then Child will call the method of its class</w:t>
-      </w:r>
-    </w:p>
-    <w:p>
-      <w:r>
-        <w:t>public  - accessible everywhere</w:t>
-      </w:r>
-      <w:r>
-        <w:br/>
-        <w:t>private - only accessible to class</w:t>
-      </w:r>
-      <w:r>
-        <w:br/>
-        <w:t>protected – accessible to parent and child through its method only</w:t>
-      </w:r>
-      <w:r>
-        <w:t>.</w:t>
-      </w:r>
-    </w:p>
-    <w:p/>
-    <w:p>
-      <w:r>
-        <w:t>super() keyword is used to access methods of parent from our child class</w:t>
-      </w:r>
-      <w:r>
-        <w:br/>
-        <w:t>Cannot be used outside</w:t>
-      </w:r>
-      <w:r>
-        <w:br/>
-        <w:t>Can only access methods and not attribute</w:t>
-      </w:r>
-    </w:p>
-    <w:p>
-      <w:pPr>
-        <w:rPr>
-          <w:b/>
-          <w:bCs/>
-        </w:rPr>
-      </w:pPr>
-      <w:r>
-        <w:rPr>
-          <w:b/>
-          <w:bCs/>
-        </w:rPr>
-        <w:t>Types of Inheritence:</w:t>
-      </w:r>
-      <w:r>
-        <w:t xml:space="preserve"> </w:t>
-      </w:r>
-      <w:r>
-        <w:rPr>
-          <w:b/>
-          <w:bCs/>
-        </w:rPr>
-        <w:t>https://www.geeksforgeeks.org/types-of-inheritance-python/</w:t>
-      </w:r>
-      <w:r>
-        <w:rPr>
-          <w:b/>
-          <w:bCs/>
-        </w:rPr>
-        <w:br/>
-      </w:r>
-    </w:p>
-    <w:p>
-      <w:pPr>
-        <w:rPr>
-          <w:b/>
-          <w:bCs/>
-        </w:rPr>
-      </w:pPr>
-      <w:r>
-        <w:t>1)</w:t>
-      </w:r>
-      <w:r>
-        <w:t>Simple</w:t>
-      </w:r>
-      <w:r>
-        <w:t xml:space="preserve">   - Parent -&gt; Child</w:t>
-      </w:r>
-      <w:r>
-        <w:t xml:space="preserve"> </w:t>
-      </w:r>
-      <w:r>
-        <w:br/>
-        <w:t>non private data members and methods child can access</w:t>
-      </w:r>
-      <w:r>
-        <w:rPr>
-          <w:b/>
-          <w:bCs/>
-        </w:rPr>
-        <w:br/>
-      </w:r>
-      <w:proofErr w:type="gramStart"/>
-      <w:r>
-        <w:t>2)</w:t>
-      </w:r>
-      <w:proofErr w:type="spellStart"/>
-      <w:r>
-        <w:t>Heirarch</w:t>
-      </w:r>
-      <w:r>
-        <w:t>i</w:t>
-      </w:r>
-      <w:r>
-        <w:t>al</w:t>
-      </w:r>
-      <w:proofErr w:type="spellEnd"/>
-      <w:proofErr w:type="gramEnd"/>
-      <w:r>
-        <w:t xml:space="preserve"> – Both children get properties of parents and children are not related to each other</w:t>
-      </w:r>
-      <w:r>
-        <w:t>. -&gt; Parent &gt; child 1, Parent -&gt; child2</w:t>
-      </w:r>
-      <w:r>
-        <w:rPr>
-          <w:b/>
-          <w:bCs/>
-        </w:rPr>
-        <w:br/>
-      </w:r>
-      <w:r>
-        <w:t>3)</w:t>
-      </w:r>
-      <w:proofErr w:type="spellStart"/>
-      <w:r>
-        <w:t>MultiLevel</w:t>
-      </w:r>
-      <w:proofErr w:type="spellEnd"/>
-      <w:r>
-        <w:t xml:space="preserve"> -&gt; Grand Parent -&gt; Parent -&gt; Child</w:t>
-      </w:r>
-      <w:r>
-        <w:br/>
-        <w:t xml:space="preserve">                            lower level gets properties from above levels</w:t>
-      </w:r>
-      <w:r>
-        <w:br/>
-        <w:t xml:space="preserve">                            super() of each class can reach out to just parent</w:t>
-      </w:r>
-      <w:r>
-        <w:br/>
-        <w:t xml:space="preserve">                            can do super().speak but can</w:t>
-      </w:r>
-      <w:r>
-        <w:t>’</w:t>
-      </w:r>
-      <w:r>
-        <w:t>t do super().super().speak</w:t>
-      </w:r>
-      <w:r>
-        <w:t>()</w:t>
-      </w:r>
-      <w:r>
-        <w:br/>
-      </w:r>
-      <w:r>
         <w:t>4)</w:t>
       </w:r>
       <w:r>
@@ -1670,23 +1677,7 @@
           <w:b/>
           <w:bCs/>
         </w:rPr>
-        <w:t xml:space="preserve">Every Object has </w:t>
-      </w:r>
-      <w:proofErr w:type="spellStart"/>
-      <w:r>
-        <w:rPr>
-          <w:b/>
-          <w:bCs/>
-        </w:rPr>
-        <w:t>mro</w:t>
-      </w:r>
-      <w:proofErr w:type="spellEnd"/>
-      <w:r>
-        <w:rPr>
-          <w:b/>
-          <w:bCs/>
-        </w:rPr>
-        <w:t xml:space="preserve"> </w:t>
+        <w:t xml:space="preserve">Every Object has mro </w:t>
       </w:r>
       <w:r>
         <w:rPr>
@@ -1715,7 +1706,6 @@
         <w:pStyle w:val="NoSpacing"/>
       </w:pPr>
       <w:r>
-        <w:lastRenderedPageBreak/>
         <w:t xml:space="preserve"> </w:t>
       </w:r>
       <w:r>
@@ -1921,15 +1911,7 @@
       </w:r>
       <w:r>
         <w:br/>
-        <w:t xml:space="preserve">We </w:t>
-      </w:r>
-      <w:proofErr w:type="gramStart"/>
-      <w:r>
-        <w:t>have to</w:t>
-      </w:r>
-      <w:proofErr w:type="gramEnd"/>
-      <w:r>
-        <w:t xml:space="preserve"> ensure 2 things</w:t>
+        <w:t>We have to ensure 2 things</w:t>
       </w:r>
       <w:r>
         <w:br/>
@@ -2016,7 +1998,6 @@
         <w:pStyle w:val="NoSpacing"/>
       </w:pPr>
       <w:r>
-        <w:lastRenderedPageBreak/>
         <w:br/>
       </w:r>
     </w:p>
